--- a/outputs/a26/a26_ficha_tecnica.docx
+++ b/outputs/a26/a26_ficha_tecnica.docx
@@ -1,8 +1,8 @@
 
 <file path=word/document.xml><?xml version="1.0" encoding="utf-8"?>
-<w:document xmlns:w="http://schemas.openxmlformats.org/wordprocessingml/2006/main" xmlns:ns1="http://schemas.openxmlformats.org/markup-compatibility/2006" xmlns:ns2="http://schemas.microsoft.com/office/word/2010/wordml" xmlns:ns3="http://schemas.openxmlformats.org/drawingml/2006/wordprocessingDrawing" xmlns:ns4="http://schemas.microsoft.com/office/word/2010/wordprocessingDrawing" xmlns:ns5="http://schemas.openxmlformats.org/drawingml/2006/main" xmlns:ns6="http://schemas.openxmlformats.org/drawingml/2006/picture" xmlns:ns7="http://schemas.openxmlformats.org/officeDocument/2006/relationships" xmlns:w15="http://schemas.microsoft.com/office/word/2012/wordml" xmlns:w16="http://schemas.microsoft.com/office/word/2018/wordml" xmlns:w16cex="http://schemas.microsoft.com/office/word/2018/wordml/cex" xmlns:w16cid="http://schemas.microsoft.com/office/word/2016/wordml/cid" xmlns:w16du="http://schemas.microsoft.com/office/word/2023/wordml/word16du" xmlns:w16se="http://schemas.microsoft.com/office/word/2015/wordml/symex" xmlns:w16sdtfl="http://schemas.microsoft.com/office/word/2020/wordml/sdtdatahash" xmlns:w16sdtdh="http://schemas.microsoft.com/office/word/2020/wordml/sdtdatahash" xmlns:w14="http://schemas.microsoft.com/office/word/2010/wordml" xmlns:wp14="http://schemas.microsoft.com/office/word/2010/wordprocessingDrawing" ns1:Ignorable="w14 w15 w16se w16cid w16 w16cex w16sdtdh w16sdtfl w16du wp14">
+<w:document xmlns:wpc="http://schemas.microsoft.com/office/word/2010/wordprocessingCanvas" xmlns:cx="http://schemas.microsoft.com/office/drawing/2014/chartex" xmlns:cx1="http://schemas.microsoft.com/office/drawing/2015/9/8/chartex" xmlns:cx2="http://schemas.microsoft.com/office/drawing/2015/10/21/chartex" xmlns:cx3="http://schemas.microsoft.com/office/drawing/2016/5/9/chartex" xmlns:cx4="http://schemas.microsoft.com/office/drawing/2016/5/10/chartex" xmlns:cx5="http://schemas.microsoft.com/office/drawing/2016/5/11/chartex" xmlns:cx6="http://schemas.microsoft.com/office/drawing/2016/5/12/chartex" xmlns:cx7="http://schemas.microsoft.com/office/drawing/2016/5/13/chartex" xmlns:cx8="http://schemas.microsoft.com/office/drawing/2016/5/14/chartex" xmlns:mc="http://schemas.openxmlformats.org/markup-compatibility/2006" xmlns:aink="http://schemas.microsoft.com/office/drawing/2016/ink" xmlns:am3d="http://schemas.microsoft.com/office/drawing/2017/model3d" xmlns:o="urn:schemas-microsoft-com:office:office" xmlns:oel="http://schemas.microsoft.com/office/2019/extlst" xmlns:r="http://schemas.openxmlformats.org/officeDocument/2006/relationships" xmlns:m="http://schemas.openxmlformats.org/officeDocument/2006/math" xmlns:v="urn:schemas-microsoft-com:vml" xmlns:wp14="http://schemas.microsoft.com/office/word/2010/wordprocessingDrawing" xmlns:wp="http://schemas.openxmlformats.org/drawingml/2006/wordprocessingDrawing" xmlns:w10="urn:schemas-microsoft-com:office:word" xmlns:w="http://schemas.openxmlformats.org/wordprocessingml/2006/main" xmlns:w14="http://schemas.microsoft.com/office/word/2010/wordml" xmlns:w15="http://schemas.microsoft.com/office/word/2012/wordml" xmlns:w16cex="http://schemas.microsoft.com/office/word/2018/wordml/cex" xmlns:w16cid="http://schemas.microsoft.com/office/word/2016/wordml/cid" xmlns:w16="http://schemas.microsoft.com/office/word/2018/wordml" xmlns:w16du="http://schemas.microsoft.com/office/word/2023/wordml/word16du" xmlns:w16sdtdh="http://schemas.microsoft.com/office/word/2020/wordml/sdtdatahash" xmlns:w16sdtfl="http://schemas.microsoft.com/office/word/2024/wordml/sdtformatlock" xmlns:w16se="http://schemas.microsoft.com/office/word/2015/wordml/symex" xmlns:wpg="http://schemas.microsoft.com/office/word/2010/wordprocessingGroup" xmlns:wpi="http://schemas.microsoft.com/office/word/2010/wordprocessingInk" xmlns:wne="http://schemas.microsoft.com/office/word/2006/wordml" xmlns:wps="http://schemas.microsoft.com/office/word/2010/wordprocessingShape" mc:Ignorable="w14 w15 w16se w16cid w16 w16cex w16sdtdh w16sdtfl w16du wp14">
   <w:body>
-    <w:p ns2:paraId="626D87FC" ns2:textId="77777777">
+    <w:p>
       <w:pPr>
         <w:widowControl w:val="0"/>
         <w:pBdr>
@@ -15,120 +15,120 @@
         <w:spacing w:after="0" w:line="276" w:lineRule="auto"/>
       </w:pPr>
     </w:p>
-    <w:p ns2:paraId="1F06B188" ns2:textId="77777777">
+    <w:p>
       <w:r>
         <w:rPr>
           <w:noProof/>
         </w:rPr>
         <w:drawing>
-          <ns3:anchor distT="0" distB="0" distL="114300" distR="114300" simplePos="0" relativeHeight="251658240" behindDoc="0" locked="0" layoutInCell="1" hidden="0" allowOverlap="1" ns4:anchorId="7490E72F" ns4:editId="7601E0FE">
-            <ns3:simplePos x="0" y="0"/>
-            <ns3:positionH relativeFrom="column">
-              <ns3:posOffset>590550</ns3:posOffset>
-            </ns3:positionH>
-            <ns3:positionV relativeFrom="paragraph">
-              <ns3:posOffset>0</ns3:posOffset>
-            </ns3:positionV>
-            <ns3:extent cx="3373120" cy="2032000"/>
-            <ns3:effectExtent l="0" t="0" r="0" b="0"/>
-            <ns3:wrapSquare wrapText="bothSides" distT="0" distB="0" distL="114300" distR="114300"/>
-            <ns3:docPr id="1001" name="image5.jpg" descr="A logo with green leaves  AI-generated content may be incorrect."/>
-            <ns3:cNvGraphicFramePr/>
-            <ns5:graphic>
-              <ns5:graphicData uri="http://schemas.openxmlformats.org/drawingml/2006/picture">
-                <ns6:pic>
-                  <ns6:nvPicPr>
-                    <ns6:cNvPr id="0" name="image5.jpg" descr="A logo with green leaves  AI-generated content may be incorrect."/>
-                    <ns6:cNvPicPr preferRelativeResize="0"/>
-                  </ns6:nvPicPr>
-                  <ns6:blipFill>
-                    <ns5:blip ns7:embed="rId9"/>
-                    <ns5:srcRect/>
-                    <ns5:stretch>
-                      <ns5:fillRect/>
-                    </ns5:stretch>
-                  </ns6:blipFill>
-                  <ns6:spPr>
-                    <ns5:xfrm>
-                      <ns5:off x="0" y="0"/>
-                      <ns5:ext cx="3373120" cy="2032000"/>
-                    </ns5:xfrm>
-                    <ns5:prstGeom prst="rect">
-                      <ns5:avLst/>
-                    </ns5:prstGeom>
-                    <ns5:ln/>
-                  </ns6:spPr>
-                </ns6:pic>
-              </ns5:graphicData>
-            </ns5:graphic>
-          </ns3:anchor>
+          <wp:anchor distT="0" distB="0" distL="114300" distR="114300" simplePos="0" relativeHeight="251658240" behindDoc="0" locked="0" layoutInCell="1" hidden="0" allowOverlap="1" wp14:anchorId="7490E72F" wp14:editId="7601E0FE">
+            <wp:simplePos x="0" y="0"/>
+            <wp:positionH relativeFrom="column">
+              <wp:posOffset>590550</wp:posOffset>
+            </wp:positionH>
+            <wp:positionV relativeFrom="paragraph">
+              <wp:posOffset>0</wp:posOffset>
+            </wp:positionV>
+            <wp:extent cx="3373120" cy="2032000"/>
+            <wp:effectExtent l="0" t="0" r="0" b="0"/>
+            <wp:wrapSquare wrapText="bothSides" distT="0" distB="0" distL="114300" distR="114300"/>
+            <wp:docPr id="1001" name="image5.jpg" descr="A logo with green leaves  AI-generated content may be incorrect."/>
+            <wp:cNvGraphicFramePr/>
+            <a:graphic xmlns:a="http://schemas.openxmlformats.org/drawingml/2006/main">
+              <a:graphicData uri="http://schemas.openxmlformats.org/drawingml/2006/picture">
+                <pic:pic xmlns:pic="http://schemas.openxmlformats.org/drawingml/2006/picture">
+                  <pic:nvPicPr>
+                    <pic:cNvPr id="0" name="image5.jpg" descr="A logo with green leaves  AI-generated content may be incorrect."/>
+                    <pic:cNvPicPr preferRelativeResize="0"/>
+                  </pic:nvPicPr>
+                  <pic:blipFill>
+                    <a:blip r:embed="rId9"/>
+                    <a:srcRect/>
+                    <a:stretch>
+                      <a:fillRect/>
+                    </a:stretch>
+                  </pic:blipFill>
+                  <pic:spPr>
+                    <a:xfrm>
+                      <a:off x="0" y="0"/>
+                      <a:ext cx="3373120" cy="2032000"/>
+                    </a:xfrm>
+                    <a:prstGeom prst="rect">
+                      <a:avLst/>
+                    </a:prstGeom>
+                    <a:ln/>
+                  </pic:spPr>
+                </pic:pic>
+              </a:graphicData>
+            </a:graphic>
+          </wp:anchor>
         </w:drawing>
       </w:r>
     </w:p>
-    <w:p ns2:paraId="5ED55FDB" ns2:textId="77777777"/>
-    <w:p ns2:paraId="3ACB5044" ns2:textId="77777777"/>
-    <w:p ns2:paraId="24D31646" ns2:textId="77777777">
+    <w:p/>
+    <w:p/>
+    <w:p>
       <w:r>
         <w:rPr>
           <w:noProof/>
         </w:rPr>
         <w:drawing>
-          <ns3:anchor distT="0" distB="0" distL="114300" distR="114300" simplePos="0" relativeHeight="251659264" behindDoc="0" locked="0" layoutInCell="1" hidden="0" allowOverlap="1" ns4:anchorId="41217845" ns4:editId="3C0FBC9E">
-            <ns3:simplePos x="0" y="0"/>
-            <ns3:positionH relativeFrom="column">
-              <ns3:posOffset>2634615</ns3:posOffset>
-            </ns3:positionH>
-            <ns3:positionV relativeFrom="paragraph">
-              <ns3:posOffset>130810</ns3:posOffset>
-            </ns3:positionV>
-            <ns3:extent cx="2266950" cy="1295400"/>
-            <ns3:effectExtent l="0" t="0" r="0" b="0"/>
-            <ns3:wrapNone/>
-            <ns3:docPr id="1002" name="image1.png" descr="A black background with white text and brown lines  AI-generated content may be incorrect."/>
-            <ns3:cNvGraphicFramePr/>
-            <ns5:graphic>
-              <ns5:graphicData uri="http://schemas.openxmlformats.org/drawingml/2006/picture">
-                <ns6:pic>
-                  <ns6:nvPicPr>
-                    <ns6:cNvPr id="0" name="image1.png" descr="A black background with white text and brown lines  AI-generated content may be incorrect."/>
-                    <ns6:cNvPicPr preferRelativeResize="0"/>
-                  </ns6:nvPicPr>
-                  <ns6:blipFill>
-                    <ns5:blip ns7:embed="rId10"/>
-                    <ns5:srcRect/>
-                    <ns5:stretch>
-                      <ns5:fillRect/>
-                    </ns5:stretch>
-                  </ns6:blipFill>
-                  <ns6:spPr>
-                    <ns5:xfrm>
-                      <ns5:off x="0" y="0"/>
-                      <ns5:ext cx="2266950" cy="1295400"/>
-                    </ns5:xfrm>
-                    <ns5:prstGeom prst="rect">
-                      <ns5:avLst/>
-                    </ns5:prstGeom>
-                    <ns5:ln/>
-                  </ns6:spPr>
-                </ns6:pic>
-              </ns5:graphicData>
-            </ns5:graphic>
-          </ns3:anchor>
+          <wp:anchor distT="0" distB="0" distL="114300" distR="114300" simplePos="0" relativeHeight="251659264" behindDoc="0" locked="0" layoutInCell="1" hidden="0" allowOverlap="1" wp14:anchorId="41217845" wp14:editId="3C0FBC9E">
+            <wp:simplePos x="0" y="0"/>
+            <wp:positionH relativeFrom="column">
+              <wp:posOffset>2634615</wp:posOffset>
+            </wp:positionH>
+            <wp:positionV relativeFrom="paragraph">
+              <wp:posOffset>130810</wp:posOffset>
+            </wp:positionV>
+            <wp:extent cx="2266950" cy="1295400"/>
+            <wp:effectExtent l="0" t="0" r="0" b="0"/>
+            <wp:wrapNone/>
+            <wp:docPr id="1002" name="image1.png" descr="A black background with white text and brown lines  AI-generated content may be incorrect."/>
+            <wp:cNvGraphicFramePr/>
+            <a:graphic xmlns:a="http://schemas.openxmlformats.org/drawingml/2006/main">
+              <a:graphicData uri="http://schemas.openxmlformats.org/drawingml/2006/picture">
+                <pic:pic xmlns:pic="http://schemas.openxmlformats.org/drawingml/2006/picture">
+                  <pic:nvPicPr>
+                    <pic:cNvPr id="0" name="image1.png" descr="A black background with white text and brown lines  AI-generated content may be incorrect."/>
+                    <pic:cNvPicPr preferRelativeResize="0"/>
+                  </pic:nvPicPr>
+                  <pic:blipFill>
+                    <a:blip r:embed="rId10"/>
+                    <a:srcRect/>
+                    <a:stretch>
+                      <a:fillRect/>
+                    </a:stretch>
+                  </pic:blipFill>
+                  <pic:spPr>
+                    <a:xfrm>
+                      <a:off x="0" y="0"/>
+                      <a:ext cx="2266950" cy="1295400"/>
+                    </a:xfrm>
+                    <a:prstGeom prst="rect">
+                      <a:avLst/>
+                    </a:prstGeom>
+                    <a:ln/>
+                  </pic:spPr>
+                </pic:pic>
+              </a:graphicData>
+            </a:graphic>
+          </wp:anchor>
         </w:drawing>
       </w:r>
     </w:p>
-    <w:p ns2:paraId="510A3F8A" ns2:textId="77777777"/>
-    <w:p ns2:paraId="11346F3F" ns2:textId="77777777"/>
-    <w:p ns2:paraId="239C7CC2" ns2:textId="77777777"/>
-    <w:p ns2:paraId="456AF325" ns2:textId="77777777"/>
-    <w:p ns2:paraId="32FEB606" ns2:textId="77777777">
+    <w:p/>
+    <w:p/>
+    <w:p/>
+    <w:p/>
+    <w:p>
       <w:pPr>
         <w:jc w:val="right"/>
       </w:pPr>
     </w:p>
-    <w:p ns2:paraId="7099C703" ns2:textId="77777777"/>
-    <w:p ns2:paraId="5674BF31" ns2:textId="77777777"/>
-    <w:p ns2:paraId="57D79371" ns2:textId="77777777">
+    <w:p/>
+    <w:p/>
+    <w:p>
       <w:pPr>
         <w:rPr>
           <w:rFonts w:ascii="Liberation Sans Regular" w:eastAsia="Liberation Sans Regular" w:hAnsi="Liberation Sans Regular" w:cs="Liberation Sans Regular"/>
@@ -138,7 +138,7 @@
         </w:rPr>
       </w:pPr>
     </w:p>
-    <w:p ns2:paraId="04402B53" ns2:textId="77777777">
+    <w:p>
       <w:pPr>
         <w:ind w:left="993"/>
         <w:rPr>
@@ -158,7 +158,7 @@
         <w:t>Ficha técnica del modelo</w:t>
       </w:r>
     </w:p>
-    <w:p ns2:paraId="2CCAB764" ns2:textId="77777777">
+    <w:p>
       <w:pPr>
         <w:ind w:left="993"/>
         <w:rPr>
@@ -175,10 +175,10 @@
           <w:sz w:val="60"/>
           <w:szCs w:val="60"/>
         </w:rPr>
-        <w:t xml:space="preserve">a26 · wine-sulfite-gru-pso-forecast</w:t>
+        <w:t>a26 · wine-sulfite-gru-pso-forecast</w:t>
       </w:r>
     </w:p>
-    <w:p ns2:paraId="77EA3F8E" ns2:textId="77777777">
+    <w:p>
       <w:pPr>
         <w:shd w:val="clear" w:color="auto" w:fill="E3EFDD"/>
         <w:ind w:left="993" w:right="2267" w:firstLine="140"/>
@@ -196,10 +196,10 @@
           <w:sz w:val="44"/>
           <w:szCs w:val="44"/>
         </w:rPr>
-        <w:t xml:space="preserve">Especificación técnica para integración en la plataforma DatagIA</w:t>
+        <w:t>Especificación técnica para integración en la plataforma DatagIA</w:t>
       </w:r>
     </w:p>
-    <w:p ns2:paraId="70952EAF" ns2:textId="77777777">
+    <w:p>
       <w:pPr>
         <w:ind w:left="993"/>
         <w:rPr>
@@ -216,186 +216,75 @@
           <w:sz w:val="32"/>
           <w:szCs w:val="32"/>
         </w:rPr>
-        <w:t xml:space="preserve">Octubre 2026</w:t>
+        <w:t>Octubre 2026</w:t>
       </w:r>
     </w:p>
-    <w:p ns2:paraId="262CD268" ns2:textId="77777777">
+    <w:p>
       <w:r>
         <w:rPr>
           <w:noProof/>
         </w:rPr>
         <w:drawing>
-          <ns3:anchor distT="0" distB="0" distL="0" distR="0" simplePos="0" relativeHeight="251660288" behindDoc="1" locked="0" layoutInCell="1" hidden="0" allowOverlap="1" ns4:anchorId="42C3D32A" ns4:editId="6D88BCF5">
-            <ns3:simplePos x="0" y="0"/>
-            <ns3:positionH relativeFrom="margin">
-              <ns3:align>center</ns3:align>
-            </ns3:positionH>
-            <ns3:positionV relativeFrom="margin">
-              <ns3:align>center</ns3:align>
-            </ns3:positionV>
-            <ns3:extent cx="5397500" cy="5280025"/>
-            <ns3:effectExtent l="0" t="0" r="0" b="0"/>
-            <ns3:wrapNone/>
-            <ns3:docPr id="1003" name="image2.png"/>
-            <ns3:cNvGraphicFramePr/>
-            <ns5:graphic>
-              <ns5:graphicData uri="http://schemas.openxmlformats.org/drawingml/2006/picture">
-                <ns6:pic>
-                  <ns6:nvPicPr>
-                    <ns6:cNvPr id="0" name="image2.png"/>
-                    <ns6:cNvPicPr preferRelativeResize="0"/>
-                  </ns6:nvPicPr>
-                  <ns6:blipFill>
-                    <ns5:blip ns7:embed="rId11"/>
-                    <ns5:srcRect/>
-                    <ns5:stretch>
-                      <ns5:fillRect/>
-                    </ns5:stretch>
-                  </ns6:blipFill>
-                  <ns6:spPr>
-                    <ns5:xfrm>
-                      <ns5:off x="0" y="0"/>
-                      <ns5:ext cx="5397500" cy="5280025"/>
-                    </ns5:xfrm>
-                    <ns5:prstGeom prst="rect">
-                      <ns5:avLst/>
-                    </ns5:prstGeom>
-                    <ns5:ln/>
-                  </ns6:spPr>
-                </ns6:pic>
-              </ns5:graphicData>
-            </ns5:graphic>
-          </ns3:anchor>
+          <wp:anchor distT="0" distB="0" distL="0" distR="0" simplePos="0" relativeHeight="251660288" behindDoc="1" locked="0" layoutInCell="1" hidden="0" allowOverlap="1" wp14:anchorId="42C3D32A" wp14:editId="6D88BCF5">
+            <wp:simplePos x="0" y="0"/>
+            <wp:positionH relativeFrom="margin">
+              <wp:align>center</wp:align>
+            </wp:positionH>
+            <wp:positionV relativeFrom="margin">
+              <wp:align>center</wp:align>
+            </wp:positionV>
+            <wp:extent cx="5397500" cy="5280025"/>
+            <wp:effectExtent l="0" t="0" r="0" b="0"/>
+            <wp:wrapNone/>
+            <wp:docPr id="1003" name="image2.png"/>
+            <wp:cNvGraphicFramePr/>
+            <a:graphic xmlns:a="http://schemas.openxmlformats.org/drawingml/2006/main">
+              <a:graphicData uri="http://schemas.openxmlformats.org/drawingml/2006/picture">
+                <pic:pic xmlns:pic="http://schemas.openxmlformats.org/drawingml/2006/picture">
+                  <pic:nvPicPr>
+                    <pic:cNvPr id="0" name="image2.png"/>
+                    <pic:cNvPicPr preferRelativeResize="0"/>
+                  </pic:nvPicPr>
+                  <pic:blipFill>
+                    <a:blip r:embed="rId11"/>
+                    <a:srcRect/>
+                    <a:stretch>
+                      <a:fillRect/>
+                    </a:stretch>
+                  </pic:blipFill>
+                  <pic:spPr>
+                    <a:xfrm>
+                      <a:off x="0" y="0"/>
+                      <a:ext cx="5397500" cy="5280025"/>
+                    </a:xfrm>
+                    <a:prstGeom prst="rect">
+                      <a:avLst/>
+                    </a:prstGeom>
+                    <a:ln/>
+                  </pic:spPr>
+                </pic:pic>
+              </a:graphicData>
+            </a:graphic>
+          </wp:anchor>
         </w:drawing>
       </w:r>
       <w:r>
         <w:br w:type="page"/>
       </w:r>
     </w:p>
-    <w:p ns2:paraId="2090A9BD" ns2:textId="77777777"/>
-    <w:p ns2:paraId="49E44998" ns2:textId="77777777"/>
-    <w:p ns2:paraId="3C91F572" ns2:textId="77777777">
+    <w:p>
       <w:pPr>
-        <w:rPr>
-          <w:rFonts w:ascii="Liberalisation sans narrow" w:eastAsia="Liberalisation sans narrow" w:hAnsi="Liberalisation sans narrow" w:cs="Liberalisation sans narrow"/>
-          <w:b/>
-          <w:bCs/>
-        </w:rPr>
-      </w:pPr>
-    </w:p>
-    <w:p ns2:paraId="4681F6B2" ns2:textId="77777777">
-      <w:pPr>
-        <w:keepLines/>
-        <w:spacing w:before="120" w:after="120" w:line="276" w:lineRule="auto"/>
-        <w:jc w:val="both"/>
-        <w:rPr>
-          <w:rFonts w:ascii="Liberalisation sans narrow" w:eastAsia="Liberalisation sans narrow" w:hAnsi="Liberalisation sans narrow" w:cs="Liberalisation sans narrow"/>
-        </w:rPr>
-      </w:pPr>
-      <w:r>
-        <w:br w:type="page"/>
-      </w:r>
-    </w:p>
-    <w:p ns2:paraId="02E1F42B" ns2:textId="77777777">
-      <w:pPr>
-        <w:keepLines/>
-        <w:spacing w:before="120" w:after="120" w:line="276" w:lineRule="auto"/>
-        <w:jc w:val="both"/>
-        <w:rPr>
-          <w:rFonts w:ascii="Liberalisation sans narrow" w:eastAsia="Liberalisation sans narrow" w:hAnsi="Liberalisation sans narrow" w:cs="Liberalisation sans narrow"/>
-        </w:rPr>
-      </w:pPr>
-    </w:p>
-    <w:p ns2:paraId="3160BF82" ns2:textId="77777777">
-      <w:pPr>
-        <w:keepLines/>
-        <w:spacing w:before="120" w:after="120" w:line="276" w:lineRule="auto"/>
-        <w:jc w:val="both"/>
-        <w:rPr>
-          <w:rFonts w:ascii="Liberalisation sans narrow" w:eastAsia="Liberalisation sans narrow" w:hAnsi="Liberalisation sans narrow" w:cs="Liberalisation sans narrow"/>
-        </w:rPr>
-      </w:pPr>
-    </w:p>
-    <w:p ns2:paraId="7108173E" ns2:textId="6E1C69EF">
-      <w:pPr>
-        <w:pBdr>
-          <w:top w:val="nil"/>
-          <w:left w:val="nil"/>
-          <w:bottom w:val="nil"/>
-          <w:right w:val="nil"/>
-          <w:between w:val="nil"/>
-        </w:pBdr>
-        <w:tabs>
-          <w:tab w:val="right" w:leader="dot" w:pos="8494"/>
-        </w:tabs>
-        <w:spacing w:after="100"/>
-      </w:pPr>
-    </w:p>
-    <w:p ns2:paraId="208779DB" ns2:textId="0AFB4AE3">
-      <w:pPr>
-        <w:rPr>
-          <w:rFonts w:ascii="Liberalisation sans narrow" w:eastAsia="Liberalisation sans narrow" w:hAnsi="Liberalisation sans narrow" w:cs="Liberalisation sans narrow"/>
-          <w:color w:val="203441"/>
-        </w:rPr>
-      </w:pPr>
-      <w:r>
-        <w:br w:type="page"/>
-      </w:r>
-      <w:bookmarkStart w:id="0" w:name="_heading=h.33jjin156j5n" w:colFirst="0" w:colLast="0"/>
-      <w:bookmarkEnd w:id="0"/>
-    </w:p>
-    <w:p ns2:paraId="162D2D39" ns2:textId="3B463319">
-      <w:pPr>
-        <w:rPr>
-          <w:rFonts w:ascii="Liberation sans narrow" w:eastAsia="Liberation sans narrow" w:hAnsi="Liberation sans narrow" w:cs="Liberation sans narrow"/>
-        </w:rPr>
-      </w:pPr>
-      <w:r>
-        <w:rPr>
-          <w:rFonts w:ascii="Liberation sans narrow" w:eastAsia="Liberation sans narrow" w:hAnsi="Liberation sans narrow" w:cs="Liberation sans narrow"/>
-        </w:rPr>
-        <w:fldChar w:fldCharType="end"/>
-      </w:r>
-    </w:p>
-    <w:p ns2:paraId="71B34098" ns2:textId="08771405">
-      <w:pPr>
-        <w:pBdr>
-          <w:top w:val="nil"/>
-          <w:left w:val="nil"/>
-          <w:bottom w:val="nil"/>
-          <w:right w:val="nil"/>
-          <w:between w:val="nil"/>
-        </w:pBdr>
-        <w:spacing w:before="120" w:after="120" w:line="240" w:lineRule="auto"/>
-        <w:jc w:val="both"/>
-        <w:rPr>
-          <w:rFonts w:ascii="Liberation sans narrow" w:eastAsia="Liberation sans narrow" w:hAnsi="Liberation sans narrow" w:cs="Liberation sans narrow"/>
-          <w:color w:val="739A8A"/>
-        </w:rPr>
-      </w:pPr>
-    </w:p>
-    <w:p ns2:paraId="6D9B2421" ns2:textId="6574B031">
-      <w:pPr>
-        <w:rPr>
-          <w:rFonts w:ascii="Liberation sans narrow" w:eastAsia="Liberation sans narrow" w:hAnsi="Liberation sans narrow" w:cs="Liberation sans narrow"/>
-          <w:color w:val="203441"/>
-        </w:rPr>
-      </w:pPr>
-      <w:r>
-        <w:br w:type="page"/>
-      </w:r>
-    </w:p>
-    <w:p ns2:paraId="73C6066A" ns2:textId="77777777">
-      <w:pPr>
-        <w:pStyle w:val="Ttulo1"/>
+        <w:pStyle w:val="Heading1"/>
         <w:jc w:val="left"/>
       </w:pPr>
-      <w:bookmarkStart w:id="6" w:name="_Toc233977723"/>
+      <w:bookmarkStart w:id="0" w:name="_heading=h.33jjin156j5n" w:colFirst="0" w:colLast="0"/>
+      <w:bookmarkStart w:id="1" w:name="_Toc233977723"/>
+      <w:bookmarkEnd w:id="0"/>
       <w:r>
         <w:lastRenderedPageBreak/>
         <w:t>1. Información general del modelo</w:t>
       </w:r>
-      <w:bookmarkEnd w:id="6"/>
+      <w:bookmarkEnd w:id="1"/>
     </w:p>
     <w:tbl>
       <w:tblPr>
@@ -416,7 +305,7 @@
         <w:gridCol w:w="2800"/>
         <w:gridCol w:w="6560"/>
       </w:tblGrid>
-      <w:tr ns2:paraId="1AB946D2" ns2:textId="77777777">
+      <w:tr>
         <w:tc>
           <w:tcPr>
             <w:tcW w:w="2800" w:type="dxa"/>
@@ -434,7 +323,7 @@
               <w:right w:w="120" w:type="dxa"/>
             </w:tcMar>
           </w:tcPr>
-          <w:p ns2:paraId="0EF0F73D" ns2:textId="77777777">
+          <w:p>
             <w:r>
               <w:rPr>
                 <w:b/>
@@ -464,14 +353,14 @@
               <w:right w:w="120" w:type="dxa"/>
             </w:tcMar>
           </w:tcPr>
-          <w:p ns2:paraId="4D4993D6" ns2:textId="77777777">
-            <w:r>
-              <w:t xml:space="preserve">ml26-wine-sulfite-gru-pso-forecast</w:t>
+          <w:p>
+            <w:r>
+              <w:t>ml26-wine-sulfite-gru-pso-forecast</w:t>
             </w:r>
           </w:p>
         </w:tc>
       </w:tr>
-      <w:tr ns2:paraId="2B5210AD" ns2:textId="77777777">
+      <w:tr>
         <w:tc>
           <w:tcPr>
             <w:tcW w:w="2800" w:type="dxa"/>
@@ -489,7 +378,7 @@
               <w:right w:w="120" w:type="dxa"/>
             </w:tcMar>
           </w:tcPr>
-          <w:p ns2:paraId="50DEA41B" ns2:textId="77777777">
+          <w:p>
             <w:r>
               <w:rPr>
                 <w:b/>
@@ -519,14 +408,14 @@
               <w:right w:w="120" w:type="dxa"/>
             </w:tcMar>
           </w:tcPr>
-          <w:p ns2:paraId="084A7408" ns2:textId="77777777">
-            <w:r>
-              <w:t xml:space="preserve">1.0.0 (memoria v2.5)</w:t>
+          <w:p>
+            <w:r>
+              <w:t>1.0.0 (memoria v2.5)</w:t>
             </w:r>
           </w:p>
         </w:tc>
       </w:tr>
-      <w:tr ns2:paraId="02B4508D" ns2:textId="77777777">
+      <w:tr>
         <w:tc>
           <w:tcPr>
             <w:tcW w:w="2800" w:type="dxa"/>
@@ -544,7 +433,7 @@
               <w:right w:w="120" w:type="dxa"/>
             </w:tcMar>
           </w:tcPr>
-          <w:p ns2:paraId="0656986A" ns2:textId="77777777">
+          <w:p>
             <w:r>
               <w:rPr>
                 <w:b/>
@@ -574,14 +463,14 @@
               <w:right w:w="120" w:type="dxa"/>
             </w:tcMar>
           </w:tcPr>
-          <w:p ns2:paraId="4321CCA3" ns2:textId="77777777">
-            <w:r>
-              <w:t xml:space="preserve">GRU bidireccional multitarea (2 capas, hidden_dim 96, AttentionPooling y cabeza MLP) cuyos hiperparámetros se optimizaron con PSO. Predice, para cada depósito, el SO₂ libre y un score de riesgo de infraprotección a 72 h vista a partir de las últimas 24 lecturas (48 h). Herramienta de apoyo para priorizar revisiones y correcciones de sulfuroso en bodega.</w:t>
+          <w:p>
+            <w:r>
+              <w:t>GRU bidireccional multitarea (2 capas, hidden_dim 96, AttentionPooling y cabeza MLP) cuyos hiperparámetros se optimizaron con PSO. Predice, para cada depósito, el SO₂ libre y un score de riesgo de infraprotección a 72 h vista a partir de las últimas 24 lecturas (48 h). Herramienta de apoyo para priorizar revisiones y correcciones de sulfuroso en bodega.</w:t>
             </w:r>
           </w:p>
         </w:tc>
       </w:tr>
-      <w:tr ns2:paraId="6EFECFCA" ns2:textId="77777777">
+      <w:tr>
         <w:tc>
           <w:tcPr>
             <w:tcW w:w="2800" w:type="dxa"/>
@@ -599,7 +488,7 @@
               <w:right w:w="120" w:type="dxa"/>
             </w:tcMar>
           </w:tcPr>
-          <w:p ns2:paraId="5A82E1B3" ns2:textId="77777777">
+          <w:p>
             <w:r>
               <w:rPr>
                 <w:b/>
@@ -629,14 +518,14 @@
               <w:right w:w="120" w:type="dxa"/>
             </w:tcMar>
           </w:tcPr>
-          <w:p ns2:paraId="6A197DDF" ns2:textId="77777777">
-            <w:r>
-              <w:t xml:space="preserve">Regresión multitarea de serie temporal (2 salidas continuas a horizonte fijo de 72 h)</w:t>
+          <w:p>
+            <w:r>
+              <w:t>Regresión multitarea de serie temporal (2 salidas continuas a horizonte fijo de 72 h)</w:t>
             </w:r>
           </w:p>
         </w:tc>
       </w:tr>
-      <w:tr ns2:paraId="51B3BC95" ns2:textId="77777777">
+      <w:tr>
         <w:tc>
           <w:tcPr>
             <w:tcW w:w="2800" w:type="dxa"/>
@@ -654,7 +543,7 @@
               <w:right w:w="120" w:type="dxa"/>
             </w:tcMar>
           </w:tcPr>
-          <w:p ns2:paraId="40767B48" ns2:textId="77777777">
+          <w:p>
             <w:r>
               <w:rPr>
                 <w:b/>
@@ -684,14 +573,14 @@
               <w:right w:w="120" w:type="dxa"/>
             </w:tcMar>
           </w:tcPr>
-          <w:p ns2:paraId="1C645F96" ns2:textId="77777777">
-            <w:r>
-              <w:t xml:space="preserve">PyTorch (GRUMultiTaskRegressor: GRU bidireccional → AttentionPooling → LayerNorm → Linear → ReLU → Dropout → Linear(2)); pandas / numpy para el preprocesado. PSO solo en entrenamiento (búsqueda de hiperparámetros)</w:t>
+          <w:p>
+            <w:r>
+              <w:t>PyTorch (GRUMultiTaskRegressor: GRU bidireccional → AttentionPooling → LayerNorm → Linear → ReLU → Dropout → Linear(2)); pandas / numpy para el preprocesado. PSO solo en entrenamiento (búsqueda de hiperparámetros)</w:t>
             </w:r>
           </w:p>
         </w:tc>
       </w:tr>
-      <w:tr ns2:paraId="4C8DFFDF" ns2:textId="77777777">
+      <w:tr>
         <w:tc>
           <w:tcPr>
             <w:tcW w:w="2800" w:type="dxa"/>
@@ -709,7 +598,7 @@
               <w:right w:w="120" w:type="dxa"/>
             </w:tcMar>
           </w:tcPr>
-          <w:p ns2:paraId="775677B8" ns2:textId="77777777">
+          <w:p>
             <w:r>
               <w:rPr>
                 <w:b/>
@@ -739,14 +628,14 @@
               <w:right w:w="120" w:type="dxa"/>
             </w:tcMar>
           </w:tcPr>
-          <w:p ns2:paraId="4B3BB4A5" ns2:textId="77777777">
-            <w:r>
-              <w:t xml:space="preserve">gru_pso.pkl (SequenceBundle: state_dict, 22 features, 2 targets, medias y desviaciones de normalización, configuración final) + best_model.json (registro de selección por RMSE de validación)</w:t>
+          <w:p>
+            <w:r>
+              <w:t>gru_pso.pkl (SequenceBundle: state_dict, 22 features, 2 targets, medias y desviaciones de normalización, configuración final) + best_model.json (registro de selección por RMSE de validación)</w:t>
             </w:r>
           </w:p>
         </w:tc>
       </w:tr>
-      <w:tr ns2:paraId="3C91287B" ns2:textId="77777777">
+      <w:tr>
         <w:tc>
           <w:tcPr>
             <w:tcW w:w="2800" w:type="dxa"/>
@@ -764,7 +653,7 @@
               <w:right w:w="120" w:type="dxa"/>
             </w:tcMar>
           </w:tcPr>
-          <w:p ns2:paraId="7E9DF75B" ns2:textId="77777777">
+          <w:p>
             <w:r>
               <w:rPr>
                 <w:b/>
@@ -794,14 +683,17 @@
               <w:right w:w="120" w:type="dxa"/>
             </w:tcMar>
           </w:tcPr>
-          <w:p ns2:paraId="0D276D1A" ns2:textId="77777777">
-            <w:r>
-              <w:t xml:space="preserve">Anticipar qué depósitos pueden quedar insuficientemente protegidos frente a la oxidación y los microorganismos en los próximos 3 días, para priorizar analíticas, revisiones y correcciones de SO₂. Se formula como regresión multitarea: el SO₂ libre futuro (mg/L) permite estimar el déficit frente al objetivo de cada lote, y el score de riesgo [0, 1] permite ordenar los depósitos de forma gradual en lugar de con una alerta binaria. El horizonte de 72 h recoge la combinación química del SO₂ tras una dosificación, que puede prolongarse 48 h o más.</w:t>
+          <w:p>
+            <w:r>
+              <w:t>Anticipar qué depósitos pueden quedar insuficientemente protegidos frente a la oxidación y los microorganismos en los próximos 3 días, para priorizar analíticas, revisiones y correcciones de SO₂. Se formula como regresión multitarea: el SO₂ libre futuro (mg/L) permite estimar el déficit frente al objetivo de cada lote, y el score de riesgo [0, 1] permite ordenar los depósitos de forma gradual en lugar de con una alerta binaria. El horizonte de 72 h recoge la combinación química del SO₂ tras una dosificación</w:t>
+            </w:r>
+            <w:r>
+              <w:t>, que puede prolongarse 48 h o más.</w:t>
             </w:r>
           </w:p>
         </w:tc>
       </w:tr>
-      <w:tr ns2:paraId="09F81BAA" ns2:textId="77777777">
+      <w:tr>
         <w:tc>
           <w:tcPr>
             <w:tcW w:w="2800" w:type="dxa"/>
@@ -819,7 +711,7 @@
               <w:right w:w="120" w:type="dxa"/>
             </w:tcMar>
           </w:tcPr>
-          <w:p ns2:paraId="27CACCB4" ns2:textId="77777777">
+          <w:p>
             <w:r>
               <w:rPr>
                 <w:b/>
@@ -849,20 +741,27 @@
               <w:right w:w="120" w:type="dxa"/>
             </w:tcMar>
           </w:tcPr>
-          <w:p ns2:paraId="2A1BDCF3" ns2:textId="77777777">
-            <w:r>
-              <w:t xml:space="preserve">Modo operativo: por cada depósito se envía el lote (lot_id, wine_type, volume_l, ambient_temp_c) y sus lecturas cada 2 h (mínimo 24, con stage_progress), en JSON (predict inline) o en un CSV de lecturas con las columnas del lote repetidas (predict batch, una predicción por lote). El servicio arrastra la última analítica disponible, calcula las 22 variables (antigüedad de analíticas y adiciones, one-hot de tipo de vino y etapa), construye la ventana de 24 pasos y devuelve el SO₂ libre y el riesgo a 72 h con su banda (bajo &lt; 0,33 ≤ medio &lt; 0,66 ≤ alto). Modo reproducibilidad: ventana ya procesada (24 × 22). Reentrenamiento (/train): repite el entrenamiento final del equipo de IA (modelo nuevo con la configuración PSO final, semilla 7) sobre un CSV en el formato del simulador; el resultado se guarda solo en MLflow y el modelo base no cambia.</w:t>
+          <w:p>
+            <w:r>
+              <w:t xml:space="preserve">Modo operativo: por cada depósito se envía el lote (lot_id, wine_type, volume_l, ambient_temp_c) y sus lecturas cada 2 h (mínimo 24, con stage_progress), en JSON (predict inline) o en un CSV de lecturas con las columnas del lote repetidas (predict batch, una predicción por lote). El servicio arrastra la última analítica disponible, calcula las 22 variables (antigüedad de analíticas y adiciones, one-hot de tipo de vino y etapa), construye la ventana de 24 pasos y devuelve el SO₂ libre y el riesgo a 72 h con </w:t>
+            </w:r>
+            <w:r>
+              <w:t xml:space="preserve">su banda (bajo &lt; 0,33 ≤ </w:t>
+            </w:r>
+            <w:r>
+              <w:lastRenderedPageBreak/>
+              <w:t>medio &lt; 0,66 ≤ alto). Modo reproducibilidad: ventana ya procesada (24 × 22). Reentrenamiento (/train): repite el entrenamiento final del equipo de IA (modelo nuevo con la configuración PSO final, semilla 7) sobre un CSV en el formato del simulador; el resultado se guarda solo en MLflow y el modelo base no cambia.</w:t>
             </w:r>
           </w:p>
         </w:tc>
       </w:tr>
     </w:tbl>
-    <w:p ns2:paraId="0E4A03E1" ns2:textId="164C9CA4">
+    <w:p>
       <w:pPr>
-        <w:pStyle w:val="Descripcin"/>
+        <w:pStyle w:val="Caption"/>
         <w:jc w:val="center"/>
       </w:pPr>
-      <w:bookmarkStart w:id="7" w:name="_Toc233977640"/>
+      <w:bookmarkStart w:id="2" w:name="_Toc233977640"/>
       <w:r>
         <w:t xml:space="preserve">Tabla </w:t>
       </w:r>
@@ -877,18 +776,18 @@
       <w:r>
         <w:t xml:space="preserve"> Información general del modelo</w:t>
       </w:r>
-      <w:bookmarkEnd w:id="7"/>
+      <w:bookmarkEnd w:id="2"/>
     </w:p>
-    <w:p ns2:paraId="48838E47" ns2:textId="77777777">
+    <w:p>
       <w:pPr>
-        <w:pStyle w:val="Ttulo1"/>
+        <w:pStyle w:val="Heading1"/>
         <w:jc w:val="left"/>
       </w:pPr>
-      <w:bookmarkStart w:id="8" w:name="_Toc233977724"/>
+      <w:bookmarkStart w:id="3" w:name="_Toc233977724"/>
       <w:r>
         <w:t>2. Campos de entrada (inputs)</w:t>
       </w:r>
-      <w:bookmarkEnd w:id="8"/>
+      <w:bookmarkEnd w:id="3"/>
     </w:p>
     <w:tbl>
       <w:tblPr>
@@ -912,7 +811,7 @@
         <w:gridCol w:w="1307"/>
         <w:gridCol w:w="1447"/>
       </w:tblGrid>
-      <w:tr ns2:paraId="71F932B9" ns2:textId="77777777">
+      <w:tr>
         <w:trPr>
           <w:tblHeader/>
         </w:trPr>
@@ -933,7 +832,7 @@
               <w:right w:w="120" w:type="dxa"/>
             </w:tcMar>
           </w:tcPr>
-          <w:p ns2:paraId="79F614D4" ns2:textId="77777777">
+          <w:p>
             <w:r>
               <w:rPr>
                 <w:b/>
@@ -963,7 +862,7 @@
               <w:right w:w="120" w:type="dxa"/>
             </w:tcMar>
           </w:tcPr>
-          <w:p ns2:paraId="7089FD74" ns2:textId="77777777">
+          <w:p>
             <w:r>
               <w:rPr>
                 <w:b/>
@@ -993,7 +892,7 @@
               <w:right w:w="120" w:type="dxa"/>
             </w:tcMar>
           </w:tcPr>
-          <w:p ns2:paraId="78CD2F77" ns2:textId="77777777">
+          <w:p>
             <w:r>
               <w:rPr>
                 <w:b/>
@@ -1023,7 +922,7 @@
               <w:right w:w="120" w:type="dxa"/>
             </w:tcMar>
           </w:tcPr>
-          <w:p ns2:paraId="72A2F0D2" ns2:textId="77777777">
+          <w:p>
             <w:r>
               <w:rPr>
                 <w:b/>
@@ -1053,7 +952,7 @@
               <w:right w:w="120" w:type="dxa"/>
             </w:tcMar>
           </w:tcPr>
-          <w:p ns2:paraId="6FFDAD95" ns2:textId="77777777">
+          <w:p>
             <w:r>
               <w:rPr>
                 <w:b/>
@@ -1067,7 +966,7 @@
           </w:p>
         </w:tc>
       </w:tr>
-      <w:tr ns2:paraId="5943B210" ns2:textId="77777777">
+      <w:tr>
         <w:tc>
           <w:tcPr>
             <w:tcW w:w="2167" w:type="dxa"/>
@@ -1085,9 +984,9 @@
               <w:right w:w="120" w:type="dxa"/>
             </w:tcMar>
           </w:tcPr>
-          <w:p ns2:paraId="274456BA" ns2:textId="77777777">
-            <w:r>
-              <w:t xml:space="preserve">lot_id</w:t>
+          <w:p>
+            <w:r>
+              <w:t>lot_id</w:t>
             </w:r>
           </w:p>
         </w:tc>
@@ -1108,9 +1007,9 @@
               <w:right w:w="120" w:type="dxa"/>
             </w:tcMar>
           </w:tcPr>
-          <w:p ns2:paraId="03BFE475" ns2:textId="77777777">
-            <w:r>
-              <w:t xml:space="preserve">string</w:t>
+          <w:p>
+            <w:r>
+              <w:t>string</w:t>
             </w:r>
           </w:p>
         </w:tc>
@@ -1131,9 +1030,9 @@
               <w:right w:w="120" w:type="dxa"/>
             </w:tcMar>
           </w:tcPr>
-          <w:p ns2:paraId="73AC0988" ns2:textId="77777777">
-            <w:r>
-              <w:t xml:space="preserve">Identificador del lote o depósito; relaciona el lote con sus lecturas</w:t>
+          <w:p>
+            <w:r>
+              <w:t>Identificador del lote o depósito; relaciona el lote con sus lecturas</w:t>
             </w:r>
           </w:p>
         </w:tc>
@@ -1154,9 +1053,9 @@
               <w:right w:w="120" w:type="dxa"/>
             </w:tcMar>
           </w:tcPr>
-          <w:p ns2:paraId="29F6ACFB" ns2:textId="77777777">
-            <w:r>
-              <w:t xml:space="preserve">Sí</w:t>
+          <w:p>
+            <w:r>
+              <w:t>Sí</w:t>
             </w:r>
           </w:p>
         </w:tc>
@@ -1177,14 +1076,14 @@
               <w:right w:w="120" w:type="dxa"/>
             </w:tcMar>
           </w:tcPr>
-          <w:p ns2:paraId="7756D559" ns2:textId="77777777">
-            <w:r>
-              <w:t xml:space="preserve">-</w:t>
+          <w:p>
+            <w:r>
+              <w:t>-</w:t>
             </w:r>
           </w:p>
         </w:tc>
       </w:tr>
-      <w:tr ns2:paraId="5943B210" ns2:textId="77777777">
+      <w:tr>
         <w:tc>
           <w:tcPr>
             <w:tcW w:w="2167" w:type="dxa"/>
@@ -1202,9 +1101,9 @@
               <w:right w:w="120" w:type="dxa"/>
             </w:tcMar>
           </w:tcPr>
-          <w:p ns2:paraId="274456BA" ns2:textId="77777777">
-            <w:r>
-              <w:t xml:space="preserve">wine_type</w:t>
+          <w:p>
+            <w:r>
+              <w:t>wine_type</w:t>
             </w:r>
           </w:p>
         </w:tc>
@@ -1225,9 +1124,9 @@
               <w:right w:w="120" w:type="dxa"/>
             </w:tcMar>
           </w:tcPr>
-          <w:p ns2:paraId="03BFE475" ns2:textId="77777777">
-            <w:r>
-              <w:t xml:space="preserve">categórica (red, rose, white)</w:t>
+          <w:p>
+            <w:r>
+              <w:t>categórica (red, rose, white)</w:t>
             </w:r>
           </w:p>
         </w:tc>
@@ -1248,9 +1147,9 @@
               <w:right w:w="120" w:type="dxa"/>
             </w:tcMar>
           </w:tcPr>
-          <w:p ns2:paraId="73AC0988" ns2:textId="77777777">
-            <w:r>
-              <w:t xml:space="preserve">Tipo de vino del depósito</w:t>
+          <w:p>
+            <w:r>
+              <w:t>Tipo de vino del depósito</w:t>
             </w:r>
           </w:p>
         </w:tc>
@@ -1271,9 +1170,9 @@
               <w:right w:w="120" w:type="dxa"/>
             </w:tcMar>
           </w:tcPr>
-          <w:p ns2:paraId="29F6ACFB" ns2:textId="77777777">
-            <w:r>
-              <w:t xml:space="preserve">Sí</w:t>
+          <w:p>
+            <w:r>
+              <w:t>Sí</w:t>
             </w:r>
           </w:p>
         </w:tc>
@@ -1294,14 +1193,14 @@
               <w:right w:w="120" w:type="dxa"/>
             </w:tcMar>
           </w:tcPr>
-          <w:p ns2:paraId="7756D559" ns2:textId="77777777">
-            <w:r>
-              <w:t xml:space="preserve">-</w:t>
+          <w:p>
+            <w:r>
+              <w:t>-</w:t>
             </w:r>
           </w:p>
         </w:tc>
       </w:tr>
-      <w:tr ns2:paraId="5943B210" ns2:textId="77777777">
+      <w:tr>
         <w:tc>
           <w:tcPr>
             <w:tcW w:w="2167" w:type="dxa"/>
@@ -1319,9 +1218,9 @@
               <w:right w:w="120" w:type="dxa"/>
             </w:tcMar>
           </w:tcPr>
-          <w:p ns2:paraId="274456BA" ns2:textId="77777777">
-            <w:r>
-              <w:t xml:space="preserve">volume_l</w:t>
+          <w:p>
+            <w:r>
+              <w:t>volume_l</w:t>
             </w:r>
           </w:p>
         </w:tc>
@@ -1342,9 +1241,9 @@
               <w:right w:w="120" w:type="dxa"/>
             </w:tcMar>
           </w:tcPr>
-          <w:p ns2:paraId="03BFE475" ns2:textId="77777777">
-            <w:r>
-              <w:t xml:space="preserve">float (L)</w:t>
+          <w:p>
+            <w:r>
+              <w:t>float (L)</w:t>
             </w:r>
           </w:p>
         </w:tc>
@@ -1365,9 +1264,9 @@
               <w:right w:w="120" w:type="dxa"/>
             </w:tcMar>
           </w:tcPr>
-          <w:p ns2:paraId="73AC0988" ns2:textId="77777777">
-            <w:r>
-              <w:t xml:space="preserve">Volumen del depósito (rango de entrenamiento 2.512-14.983 L)</w:t>
+          <w:p>
+            <w:r>
+              <w:t>Volumen del depósito (rango de entrenamiento 2.512-14.983 L)</w:t>
             </w:r>
           </w:p>
         </w:tc>
@@ -1388,9 +1287,9 @@
               <w:right w:w="120" w:type="dxa"/>
             </w:tcMar>
           </w:tcPr>
-          <w:p ns2:paraId="29F6ACFB" ns2:textId="77777777">
-            <w:r>
-              <w:t xml:space="preserve">Sí</w:t>
+          <w:p>
+            <w:r>
+              <w:t>Sí</w:t>
             </w:r>
           </w:p>
         </w:tc>
@@ -1411,14 +1310,14 @@
               <w:right w:w="120" w:type="dxa"/>
             </w:tcMar>
           </w:tcPr>
-          <w:p ns2:paraId="7756D559" ns2:textId="77777777">
-            <w:r>
-              <w:t xml:space="preserve">-</w:t>
+          <w:p>
+            <w:r>
+              <w:t>-</w:t>
             </w:r>
           </w:p>
         </w:tc>
       </w:tr>
-      <w:tr ns2:paraId="5943B210" ns2:textId="77777777">
+      <w:tr>
         <w:tc>
           <w:tcPr>
             <w:tcW w:w="2167" w:type="dxa"/>
@@ -1436,9 +1335,9 @@
               <w:right w:w="120" w:type="dxa"/>
             </w:tcMar>
           </w:tcPr>
-          <w:p ns2:paraId="274456BA" ns2:textId="77777777">
-            <w:r>
-              <w:t xml:space="preserve">ambient_temp_c</w:t>
+          <w:p>
+            <w:r>
+              <w:t>ambient_temp_c</w:t>
             </w:r>
           </w:p>
         </w:tc>
@@ -1459,9 +1358,9 @@
               <w:right w:w="120" w:type="dxa"/>
             </w:tcMar>
           </w:tcPr>
-          <w:p ns2:paraId="03BFE475" ns2:textId="77777777">
-            <w:r>
-              <w:t xml:space="preserve">float (°C)</w:t>
+          <w:p>
+            <w:r>
+              <w:t>float (°C)</w:t>
             </w:r>
           </w:p>
         </w:tc>
@@ -1482,9 +1381,9 @@
               <w:right w:w="120" w:type="dxa"/>
             </w:tcMar>
           </w:tcPr>
-          <w:p ns2:paraId="73AC0988" ns2:textId="77777777">
-            <w:r>
-              <w:t xml:space="preserve">Temperatura ambiente de la bodega (rango de entrenamiento 10-28 °C)</w:t>
+          <w:p>
+            <w:r>
+              <w:t>Temperatura ambiente de la bodega (rango de entrenamiento 10-28 °C)</w:t>
             </w:r>
           </w:p>
         </w:tc>
@@ -1505,9 +1404,9 @@
               <w:right w:w="120" w:type="dxa"/>
             </w:tcMar>
           </w:tcPr>
-          <w:p ns2:paraId="29F6ACFB" ns2:textId="77777777">
-            <w:r>
-              <w:t xml:space="preserve">Sí</w:t>
+          <w:p>
+            <w:r>
+              <w:t>Sí</w:t>
             </w:r>
           </w:p>
         </w:tc>
@@ -1528,14 +1427,14 @@
               <w:right w:w="120" w:type="dxa"/>
             </w:tcMar>
           </w:tcPr>
-          <w:p ns2:paraId="7756D559" ns2:textId="77777777">
-            <w:r>
-              <w:t xml:space="preserve">-</w:t>
+          <w:p>
+            <w:r>
+              <w:t>-</w:t>
             </w:r>
           </w:p>
         </w:tc>
       </w:tr>
-      <w:tr ns2:paraId="5943B210" ns2:textId="77777777">
+      <w:tr>
         <w:tc>
           <w:tcPr>
             <w:tcW w:w="2167" w:type="dxa"/>
@@ -1553,9 +1452,9 @@
               <w:right w:w="120" w:type="dxa"/>
             </w:tcMar>
           </w:tcPr>
-          <w:p ns2:paraId="274456BA" ns2:textId="77777777">
-            <w:r>
-              <w:t xml:space="preserve">timestamp</w:t>
+          <w:p>
+            <w:r>
+              <w:t>timestamp</w:t>
             </w:r>
           </w:p>
         </w:tc>
@@ -1576,9 +1475,9 @@
               <w:right w:w="120" w:type="dxa"/>
             </w:tcMar>
           </w:tcPr>
-          <w:p ns2:paraId="03BFE475" ns2:textId="77777777">
-            <w:r>
-              <w:t xml:space="preserve">datetime ISO 8601</w:t>
+          <w:p>
+            <w:r>
+              <w:t>datetime ISO 8601</w:t>
             </w:r>
           </w:p>
         </w:tc>
@@ -1599,9 +1498,9 @@
               <w:right w:w="120" w:type="dxa"/>
             </w:tcMar>
           </w:tcPr>
-          <w:p ns2:paraId="73AC0988" ns2:textId="77777777">
-            <w:r>
-              <w:t xml:space="preserve">Instante de la lectura; paso nominal de 2 h. Si falta se usa el orden de las filas</w:t>
+          <w:p>
+            <w:r>
+              <w:t>Instante de la lectura; paso nominal de 2 h. Si falta se usa el orden de las filas</w:t>
             </w:r>
           </w:p>
         </w:tc>
@@ -1622,9 +1521,9 @@
               <w:right w:w="120" w:type="dxa"/>
             </w:tcMar>
           </w:tcPr>
-          <w:p ns2:paraId="29F6ACFB" ns2:textId="77777777">
-            <w:r>
-              <w:t xml:space="preserve">Recomendado</w:t>
+          <w:p>
+            <w:r>
+              <w:t>Recomendado</w:t>
             </w:r>
           </w:p>
         </w:tc>
@@ -1645,14 +1544,14 @@
               <w:right w:w="120" w:type="dxa"/>
             </w:tcMar>
           </w:tcPr>
-          <w:p ns2:paraId="7756D559" ns2:textId="77777777">
-            <w:r>
-              <w:t xml:space="preserve">orden de llegada</w:t>
+          <w:p>
+            <w:r>
+              <w:t>orden de llegada</w:t>
             </w:r>
           </w:p>
         </w:tc>
       </w:tr>
-      <w:tr ns2:paraId="5943B210" ns2:textId="77777777">
+      <w:tr>
         <w:tc>
           <w:tcPr>
             <w:tcW w:w="2167" w:type="dxa"/>
@@ -1670,9 +1569,9 @@
               <w:right w:w="120" w:type="dxa"/>
             </w:tcMar>
           </w:tcPr>
-          <w:p ns2:paraId="274456BA" ns2:textId="77777777">
-            <w:r>
-              <w:t xml:space="preserve">stage</w:t>
+          <w:p>
+            <w:r>
+              <w:t>stage</w:t>
             </w:r>
           </w:p>
         </w:tc>
@@ -1693,9 +1592,9 @@
               <w:right w:w="120" w:type="dxa"/>
             </w:tcMar>
           </w:tcPr>
-          <w:p ns2:paraId="03BFE475" ns2:textId="77777777">
-            <w:r>
-              <w:t xml:space="preserve">categórica (must, fermentation, stabilization, storage, pre_bottling)</w:t>
+          <w:p>
+            <w:r>
+              <w:t>categórica (must, fermentation, stabilization, storage, pre_bottling)</w:t>
             </w:r>
           </w:p>
         </w:tc>
@@ -1716,9 +1615,9 @@
               <w:right w:w="120" w:type="dxa"/>
             </w:tcMar>
           </w:tcPr>
-          <w:p ns2:paraId="73AC0988" ns2:textId="77777777">
-            <w:r>
-              <w:t xml:space="preserve">Etapa del proceso en la lectura</w:t>
+          <w:p>
+            <w:r>
+              <w:t>Etapa del proceso en la lectura</w:t>
             </w:r>
           </w:p>
         </w:tc>
@@ -1739,9 +1638,9 @@
               <w:right w:w="120" w:type="dxa"/>
             </w:tcMar>
           </w:tcPr>
-          <w:p ns2:paraId="29F6ACFB" ns2:textId="77777777">
-            <w:r>
-              <w:t xml:space="preserve">Sí</w:t>
+          <w:p>
+            <w:r>
+              <w:t>Sí</w:t>
             </w:r>
           </w:p>
         </w:tc>
@@ -1762,14 +1661,14 @@
               <w:right w:w="120" w:type="dxa"/>
             </w:tcMar>
           </w:tcPr>
-          <w:p ns2:paraId="7756D559" ns2:textId="77777777">
-            <w:r>
-              <w:t xml:space="preserve">-</w:t>
+          <w:p>
+            <w:r>
+              <w:t>-</w:t>
             </w:r>
           </w:p>
         </w:tc>
       </w:tr>
-      <w:tr ns2:paraId="5943B210" ns2:textId="77777777">
+      <w:tr>
         <w:tc>
           <w:tcPr>
             <w:tcW w:w="2167" w:type="dxa"/>
@@ -1787,9 +1686,9 @@
               <w:right w:w="120" w:type="dxa"/>
             </w:tcMar>
           </w:tcPr>
-          <w:p ns2:paraId="274456BA" ns2:textId="77777777">
-            <w:r>
-              <w:t xml:space="preserve">stage_progress</w:t>
+          <w:p>
+            <w:r>
+              <w:t>stage_progress</w:t>
             </w:r>
           </w:p>
         </w:tc>
@@ -1810,9 +1709,9 @@
               <w:right w:w="120" w:type="dxa"/>
             </w:tcMar>
           </w:tcPr>
-          <w:p ns2:paraId="03BFE475" ns2:textId="77777777">
-            <w:r>
-              <w:t xml:space="preserve">float [0, 1]</w:t>
+          <w:p>
+            <w:r>
+              <w:t>float [0, 1]</w:t>
             </w:r>
           </w:p>
         </w:tc>
@@ -1833,9 +1732,9 @@
               <w:right w:w="120" w:type="dxa"/>
             </w:tcMar>
           </w:tcPr>
-          <w:p ns2:paraId="73AC0988" ns2:textId="77777777">
-            <w:r>
-              <w:t xml:space="preserve">Avance de la etapa en curso (0 = inicio, 1 = fin). El modelo se entrenó con él; sin él el error se triplica (KI-01)</w:t>
+          <w:p>
+            <w:r>
+              <w:t>Avance de la etapa en curso (0 = inicio, 1 = fin). El modelo se entrenó con él; sin él el error se triplica (KI-01)</w:t>
             </w:r>
           </w:p>
         </w:tc>
@@ -1856,9 +1755,9 @@
               <w:right w:w="120" w:type="dxa"/>
             </w:tcMar>
           </w:tcPr>
-          <w:p ns2:paraId="29F6ACFB" ns2:textId="77777777">
-            <w:r>
-              <w:t xml:space="preserve">Sí, en todas las lecturas</w:t>
+          <w:p>
+            <w:r>
+              <w:t>Sí, en todas las lecturas</w:t>
             </w:r>
           </w:p>
         </w:tc>
@@ -1879,14 +1778,14 @@
               <w:right w:w="120" w:type="dxa"/>
             </w:tcMar>
           </w:tcPr>
-          <w:p ns2:paraId="7756D559" ns2:textId="77777777">
-            <w:r>
-              <w:t xml:space="preserve">-</w:t>
+          <w:p>
+            <w:r>
+              <w:t>-</w:t>
             </w:r>
           </w:p>
         </w:tc>
       </w:tr>
-      <w:tr ns2:paraId="5943B210" ns2:textId="77777777">
+      <w:tr>
         <w:tc>
           <w:tcPr>
             <w:tcW w:w="2167" w:type="dxa"/>
@@ -1904,9 +1803,10 @@
               <w:right w:w="120" w:type="dxa"/>
             </w:tcMar>
           </w:tcPr>
-          <w:p ns2:paraId="274456BA" ns2:textId="77777777">
-            <w:r>
-              <w:t xml:space="preserve">temperature_c, dissolved_oxygen_mg_l, density_g_ml, co2_g_l</w:t>
+          <w:p>
+            <w:r>
+              <w:lastRenderedPageBreak/>
+              <w:t>temperature_c, dissolved_oxygen_mg_l, density_g_ml, co2_g_l</w:t>
             </w:r>
           </w:p>
         </w:tc>
@@ -1927,9 +1827,9 @@
               <w:right w:w="120" w:type="dxa"/>
             </w:tcMar>
           </w:tcPr>
-          <w:p ns2:paraId="03BFE475" ns2:textId="77777777">
-            <w:r>
-              <w:t xml:space="preserve">float (°C, mg/L, g/mL, g/L)</w:t>
+          <w:p>
+            <w:r>
+              <w:t>float (°C, mg/L, g/mL, g/L)</w:t>
             </w:r>
           </w:p>
         </w:tc>
@@ -1950,9 +1850,9 @@
               <w:right w:w="120" w:type="dxa"/>
             </w:tcMar>
           </w:tcPr>
-          <w:p ns2:paraId="73AC0988" ns2:textId="77777777">
-            <w:r>
-              <w:t xml:space="preserve">Sensórica de proceso del vino o mosto en cada lectura</w:t>
+          <w:p>
+            <w:r>
+              <w:t>Sensórica de proceso del vino o mosto en cada lectura</w:t>
             </w:r>
           </w:p>
         </w:tc>
@@ -1973,9 +1873,9 @@
               <w:right w:w="120" w:type="dxa"/>
             </w:tcMar>
           </w:tcPr>
-          <w:p ns2:paraId="29F6ACFB" ns2:textId="77777777">
-            <w:r>
-              <w:t xml:space="preserve">Sí</w:t>
+          <w:p>
+            <w:r>
+              <w:t>Sí</w:t>
             </w:r>
           </w:p>
         </w:tc>
@@ -1996,14 +1896,14 @@
               <w:right w:w="120" w:type="dxa"/>
             </w:tcMar>
           </w:tcPr>
-          <w:p ns2:paraId="7756D559" ns2:textId="77777777">
-            <w:r>
-              <w:t xml:space="preserve">-</w:t>
+          <w:p>
+            <w:r>
+              <w:t>-</w:t>
             </w:r>
           </w:p>
         </w:tc>
       </w:tr>
-      <w:tr ns2:paraId="5943B210" ns2:textId="77777777">
+      <w:tr>
         <w:tc>
           <w:tcPr>
             <w:tcW w:w="2167" w:type="dxa"/>
@@ -2021,9 +1921,9 @@
               <w:right w:w="120" w:type="dxa"/>
             </w:tcMar>
           </w:tcPr>
-          <w:p ns2:paraId="274456BA" ns2:textId="77777777">
-            <w:r>
-              <w:t xml:space="preserve">ph_lab, free_sulfite_lab, total_sulfite_lab</w:t>
+          <w:p>
+            <w:r>
+              <w:t>ph_lab, free_sulfite_lab, total_sulfite_lab</w:t>
             </w:r>
           </w:p>
         </w:tc>
@@ -2044,9 +1944,9 @@
               <w:right w:w="120" w:type="dxa"/>
             </w:tcMar>
           </w:tcPr>
-          <w:p ns2:paraId="03BFE475" ns2:textId="77777777">
-            <w:r>
-              <w:t xml:space="preserve">float (pH, mg/L, mg/L)</w:t>
+          <w:p>
+            <w:r>
+              <w:t>float (pH, mg/L, mg/L)</w:t>
             </w:r>
           </w:p>
         </w:tc>
@@ -2067,9 +1967,9 @@
               <w:right w:w="120" w:type="dxa"/>
             </w:tcMar>
           </w:tcPr>
-          <w:p ns2:paraId="73AC0988" ns2:textId="77777777">
-            <w:r>
-              <w:t xml:space="preserve">Analítica de laboratorio, solo en las lecturas donde hay nueva muestra; el servicio arrastra el último valor entre muestras</w:t>
+          <w:p>
+            <w:r>
+              <w:t>Analítica de laboratorio, solo en las lecturas donde hay nueva muestra; el servicio arrastra el último valor entre muestras</w:t>
             </w:r>
           </w:p>
         </w:tc>
@@ -2090,9 +1990,9 @@
               <w:right w:w="120" w:type="dxa"/>
             </w:tcMar>
           </w:tcPr>
-          <w:p ns2:paraId="29F6ACFB" ns2:textId="77777777">
-            <w:r>
-              <w:t xml:space="preserve">No</w:t>
+          <w:p>
+            <w:r>
+              <w:t>No</w:t>
             </w:r>
           </w:p>
         </w:tc>
@@ -2113,14 +2013,14 @@
               <w:right w:w="120" w:type="dxa"/>
             </w:tcMar>
           </w:tcPr>
-          <w:p ns2:paraId="7756D559" ns2:textId="77777777">
-            <w:r>
-              <w:t xml:space="preserve">último valor disponible del lote</w:t>
+          <w:p>
+            <w:r>
+              <w:t>último valor disponible del lote</w:t>
             </w:r>
           </w:p>
         </w:tc>
       </w:tr>
-      <w:tr ns2:paraId="5943B210" ns2:textId="77777777">
+      <w:tr>
         <w:tc>
           <w:tcPr>
             <w:tcW w:w="2167" w:type="dxa"/>
@@ -2138,9 +2038,9 @@
               <w:right w:w="120" w:type="dxa"/>
             </w:tcMar>
           </w:tcPr>
-          <w:p ns2:paraId="274456BA" ns2:textId="77777777">
-            <w:r>
-              <w:t xml:space="preserve">dose_mg_l (o actual_dose_mg_l)</w:t>
+          <w:p>
+            <w:r>
+              <w:t>dose_mg_l (o actual_dose_mg_l)</w:t>
             </w:r>
           </w:p>
         </w:tc>
@@ -2161,9 +2061,9 @@
               <w:right w:w="120" w:type="dxa"/>
             </w:tcMar>
           </w:tcPr>
-          <w:p ns2:paraId="03BFE475" ns2:textId="77777777">
-            <w:r>
-              <w:t xml:space="preserve">float (mg/L)</w:t>
+          <w:p>
+            <w:r>
+              <w:t>float (mg/L)</w:t>
             </w:r>
           </w:p>
         </w:tc>
@@ -2184,9 +2084,9 @@
               <w:right w:w="120" w:type="dxa"/>
             </w:tcMar>
           </w:tcPr>
-          <w:p ns2:paraId="73AC0988" ns2:textId="77777777">
-            <w:r>
-              <w:t xml:space="preserve">Dosis de SO₂ aplicada en esa lectura; alimenta la trazabilidad de adiciones</w:t>
+          <w:p>
+            <w:r>
+              <w:t>Dosis de SO₂ aplicada en esa lectura; alimenta la trazabilidad de adiciones</w:t>
             </w:r>
           </w:p>
         </w:tc>
@@ -2207,9 +2107,9 @@
               <w:right w:w="120" w:type="dxa"/>
             </w:tcMar>
           </w:tcPr>
-          <w:p ns2:paraId="29F6ACFB" ns2:textId="77777777">
-            <w:r>
-              <w:t xml:space="preserve">No</w:t>
+          <w:p>
+            <w:r>
+              <w:t>No</w:t>
             </w:r>
           </w:p>
         </w:tc>
@@ -2230,14 +2130,14 @@
               <w:right w:w="120" w:type="dxa"/>
             </w:tcMar>
           </w:tcPr>
-          <w:p ns2:paraId="7756D559" ns2:textId="77777777">
-            <w:r>
-              <w:t xml:space="preserve">0 (sin adición)</w:t>
+          <w:p>
+            <w:r>
+              <w:t>0 (sin adición)</w:t>
             </w:r>
           </w:p>
         </w:tc>
       </w:tr>
-      <w:tr ns2:paraId="5943B210" ns2:textId="77777777">
+      <w:tr>
         <w:tc>
           <w:tcPr>
             <w:tcW w:w="2167" w:type="dxa"/>
@@ -2255,9 +2155,9 @@
               <w:right w:w="120" w:type="dxa"/>
             </w:tcMar>
           </w:tcPr>
-          <w:p ns2:paraId="274456BA" ns2:textId="77777777">
-            <w:r>
-              <w:t xml:space="preserve">22 variables del modelo</w:t>
+          <w:p>
+            <w:r>
+              <w:t>22 variables del modelo</w:t>
             </w:r>
           </w:p>
         </w:tc>
@@ -2278,9 +2178,9 @@
               <w:right w:w="120" w:type="dxa"/>
             </w:tcMar>
           </w:tcPr>
-          <w:p ns2:paraId="03BFE475" ns2:textId="77777777">
-            <w:r>
-              <w:t xml:space="preserve">float</w:t>
+          <w:p>
+            <w:r>
+              <w:t>float</w:t>
             </w:r>
           </w:p>
         </w:tc>
@@ -2301,9 +2201,9 @@
               <w:right w:w="120" w:type="dxa"/>
             </w:tcMar>
           </w:tcPr>
-          <w:p ns2:paraId="73AC0988" ns2:textId="77777777">
-            <w:r>
-              <w:t xml:space="preserve">Sensórica, analítica arrastrada, antigüedad de la analítica y de la última adición, contexto del lote y one-hot de tipo de vino y etapa; se calculan siempre en el servicio</w:t>
+          <w:p>
+            <w:r>
+              <w:t>Sensórica, analítica arrastrada, antigüedad de la analítica y de la última adición, contexto del lote y one-hot de tipo de vino y etapa; se calculan siempre en el servicio</w:t>
             </w:r>
           </w:p>
         </w:tc>
@@ -2324,9 +2224,9 @@
               <w:right w:w="120" w:type="dxa"/>
             </w:tcMar>
           </w:tcPr>
-          <w:p ns2:paraId="29F6ACFB" ns2:textId="77777777">
-            <w:r>
-              <w:t xml:space="preserve">No — derivadas</w:t>
+          <w:p>
+            <w:r>
+              <w:t>No — derivadas</w:t>
             </w:r>
           </w:p>
         </w:tc>
@@ -2347,20 +2247,20 @@
               <w:right w:w="120" w:type="dxa"/>
             </w:tcMar>
           </w:tcPr>
-          <w:p ns2:paraId="7756D559" ns2:textId="77777777">
-            <w:r>
-              <w:t xml:space="preserve">derivadas del lote y las lecturas</w:t>
+          <w:p>
+            <w:r>
+              <w:t>derivadas del lote y las lecturas</w:t>
             </w:r>
           </w:p>
         </w:tc>
       </w:tr>
     </w:tbl>
-    <w:p ns2:paraId="2301E228" ns2:textId="43111ADC">
+    <w:p>
       <w:pPr>
-        <w:pStyle w:val="Descripcin"/>
+        <w:pStyle w:val="Caption"/>
         <w:jc w:val="center"/>
       </w:pPr>
-      <w:bookmarkStart w:id="9" w:name="_Toc233977641"/>
+      <w:bookmarkStart w:id="4" w:name="_Toc233977641"/>
       <w:r>
         <w:t xml:space="preserve">Tabla </w:t>
       </w:r>
@@ -2375,18 +2275,18 @@
       <w:r>
         <w:t xml:space="preserve"> Campos de entrada (inputs)</w:t>
       </w:r>
-      <w:bookmarkEnd w:id="9"/>
+      <w:bookmarkEnd w:id="4"/>
     </w:p>
-    <w:p ns2:paraId="1A4DD035" ns2:textId="77777777">
+    <w:p>
       <w:pPr>
-        <w:pStyle w:val="Ttulo1"/>
+        <w:pStyle w:val="Heading1"/>
         <w:jc w:val="left"/>
       </w:pPr>
-      <w:bookmarkStart w:id="10" w:name="_Toc233977725"/>
+      <w:bookmarkStart w:id="5" w:name="_Toc233977725"/>
       <w:r>
         <w:t>3. Campos de salida (outputs)</w:t>
       </w:r>
-      <w:bookmarkEnd w:id="10"/>
+      <w:bookmarkEnd w:id="5"/>
     </w:p>
     <w:tbl>
       <w:tblPr>
@@ -2410,7 +2310,7 @@
         <w:gridCol w:w="1760"/>
         <w:gridCol w:w="1800"/>
       </w:tblGrid>
-      <w:tr ns2:paraId="74C19D16" ns2:textId="77777777">
+      <w:tr>
         <w:trPr>
           <w:tblHeader/>
         </w:trPr>
@@ -2431,7 +2331,7 @@
               <w:right w:w="120" w:type="dxa"/>
             </w:tcMar>
           </w:tcPr>
-          <w:p ns2:paraId="36393328" ns2:textId="77777777">
+          <w:p>
             <w:r>
               <w:rPr>
                 <w:b/>
@@ -2461,7 +2361,7 @@
               <w:right w:w="120" w:type="dxa"/>
             </w:tcMar>
           </w:tcPr>
-          <w:p ns2:paraId="4B6C5E52" ns2:textId="77777777">
+          <w:p>
             <w:r>
               <w:rPr>
                 <w:b/>
@@ -2491,7 +2391,7 @@
               <w:right w:w="120" w:type="dxa"/>
             </w:tcMar>
           </w:tcPr>
-          <w:p ns2:paraId="176B52FF" ns2:textId="77777777">
+          <w:p>
             <w:r>
               <w:rPr>
                 <w:b/>
@@ -2521,7 +2421,7 @@
               <w:right w:w="120" w:type="dxa"/>
             </w:tcMar>
           </w:tcPr>
-          <w:p ns2:paraId="0B5BC6FF" ns2:textId="77777777">
+          <w:p>
             <w:r>
               <w:rPr>
                 <w:b/>
@@ -2551,7 +2451,7 @@
               <w:right w:w="120" w:type="dxa"/>
             </w:tcMar>
           </w:tcPr>
-          <w:p ns2:paraId="5AEDED9E" ns2:textId="77777777">
+          <w:p>
             <w:r>
               <w:rPr>
                 <w:b/>
@@ -2565,7 +2465,7 @@
           </w:p>
         </w:tc>
       </w:tr>
-      <w:tr ns2:paraId="4B6C9425" ns2:textId="77777777">
+      <w:tr>
         <w:tc>
           <w:tcPr>
             <w:tcW w:w="2200" w:type="dxa"/>
@@ -2583,9 +2483,9 @@
               <w:right w:w="120" w:type="dxa"/>
             </w:tcMar>
           </w:tcPr>
-          <w:p ns2:paraId="4132C6A4" ns2:textId="77777777">
-            <w:r>
-              <w:t xml:space="preserve">future_free_sulfite_72h</w:t>
+          <w:p>
+            <w:r>
+              <w:t>future_free_sulfite_72h</w:t>
             </w:r>
           </w:p>
         </w:tc>
@@ -2606,9 +2506,9 @@
               <w:right w:w="120" w:type="dxa"/>
             </w:tcMar>
           </w:tcPr>
-          <w:p ns2:paraId="53FB4F47" ns2:textId="77777777">
-            <w:r>
-              <w:t xml:space="preserve">float (mg/L)</w:t>
+          <w:p>
+            <w:r>
+              <w:t>float (mg/L)</w:t>
             </w:r>
           </w:p>
         </w:tc>
@@ -2629,9 +2529,9 @@
               <w:right w:w="120" w:type="dxa"/>
             </w:tcMar>
           </w:tcPr>
-          <w:p ns2:paraId="6B1D3E7E" ns2:textId="77777777">
-            <w:r>
-              <w:t xml:space="preserve">SO₂ libre previsto del depósito 72 h después de la última lectura</w:t>
+          <w:p>
+            <w:r>
+              <w:t>SO₂ libre previsto del depósito 72 h después de la última lectura</w:t>
             </w:r>
           </w:p>
         </w:tc>
@@ -2652,9 +2552,9 @@
               <w:right w:w="120" w:type="dxa"/>
             </w:tcMar>
           </w:tcPr>
-          <w:p ns2:paraId="5BF35099" ns2:textId="77777777">
-            <w:r>
-              <w:t xml:space="preserve">continuo; media del target ≈ 23 mg/L</w:t>
+          <w:p>
+            <w:r>
+              <w:t>continuo; media del target ≈ 23 mg/L</w:t>
             </w:r>
           </w:p>
         </w:tc>
@@ -2675,14 +2575,14 @@
               <w:right w:w="120" w:type="dxa"/>
             </w:tcMar>
           </w:tcPr>
-          <w:p ns2:paraId="2067DBEB" ns2:textId="77777777">
-            <w:r>
-              <w:t xml:space="preserve">compararlo con el SO₂ libre objetivo de la etapa para estimar el déficit y la corrección</w:t>
+          <w:p>
+            <w:r>
+              <w:t>compararlo con el SO₂ libre objetivo de la etapa para estimar el déficit y la corrección</w:t>
             </w:r>
           </w:p>
         </w:tc>
       </w:tr>
-      <w:tr ns2:paraId="4B6C9425" ns2:textId="77777777">
+      <w:tr>
         <w:tc>
           <w:tcPr>
             <w:tcW w:w="2200" w:type="dxa"/>
@@ -2700,9 +2600,9 @@
               <w:right w:w="120" w:type="dxa"/>
             </w:tcMar>
           </w:tcPr>
-          <w:p ns2:paraId="4132C6A4" ns2:textId="77777777">
-            <w:r>
-              <w:t xml:space="preserve">underprotection_risk_72h</w:t>
+          <w:p>
+            <w:r>
+              <w:t>underprotection_risk_72h</w:t>
             </w:r>
           </w:p>
         </w:tc>
@@ -2723,9 +2623,9 @@
               <w:right w:w="120" w:type="dxa"/>
             </w:tcMar>
           </w:tcPr>
-          <w:p ns2:paraId="53FB4F47" ns2:textId="77777777">
-            <w:r>
-              <w:t xml:space="preserve">float [0, 1]</w:t>
+          <w:p>
+            <w:r>
+              <w:t>float [0, 1]</w:t>
             </w:r>
           </w:p>
         </w:tc>
@@ -2746,9 +2646,9 @@
               <w:right w:w="120" w:type="dxa"/>
             </w:tcMar>
           </w:tcPr>
-          <w:p ns2:paraId="6B1D3E7E" ns2:textId="77777777">
-            <w:r>
-              <w:t xml:space="preserve">Score sintético de riesgo de infraprotección a 72 h (recortado a [0, 1])</w:t>
+          <w:p>
+            <w:r>
+              <w:t>Score sintético de riesgo de infraprotección a 72 h (recortado a [0, 1])</w:t>
             </w:r>
           </w:p>
         </w:tc>
@@ -2769,9 +2669,9 @@
               <w:right w:w="120" w:type="dxa"/>
             </w:tcMar>
           </w:tcPr>
-          <w:p ns2:paraId="5BF35099" ns2:textId="77777777">
-            <w:r>
-              <w:t xml:space="preserve">0-1</w:t>
+          <w:p>
+            <w:r>
+              <w:t>0-1</w:t>
             </w:r>
           </w:p>
         </w:tc>
@@ -2792,14 +2692,18 @@
               <w:right w:w="120" w:type="dxa"/>
             </w:tcMar>
           </w:tcPr>
-          <w:p ns2:paraId="2067DBEB" ns2:textId="77777777">
-            <w:r>
-              <w:t xml:space="preserve">cuanto más cerca de 1, mayor prioridad de revisión; no es una probabilidad calibrada</w:t>
+          <w:p>
+            <w:r>
+              <w:t xml:space="preserve">cuanto más cerca de 1, mayor prioridad de revisión; no es una </w:t>
+            </w:r>
+            <w:r>
+              <w:lastRenderedPageBreak/>
+              <w:t>probabilidad calibrada</w:t>
             </w:r>
           </w:p>
         </w:tc>
       </w:tr>
-      <w:tr ns2:paraId="4B6C9425" ns2:textId="77777777">
+      <w:tr>
         <w:tc>
           <w:tcPr>
             <w:tcW w:w="2200" w:type="dxa"/>
@@ -2817,9 +2721,9 @@
               <w:right w:w="120" w:type="dxa"/>
             </w:tcMar>
           </w:tcPr>
-          <w:p ns2:paraId="4132C6A4" ns2:textId="77777777">
-            <w:r>
-              <w:t xml:space="preserve">risk_band</w:t>
+          <w:p>
+            <w:r>
+              <w:t>risk_band</w:t>
             </w:r>
           </w:p>
         </w:tc>
@@ -2840,9 +2744,9 @@
               <w:right w:w="120" w:type="dxa"/>
             </w:tcMar>
           </w:tcPr>
-          <w:p ns2:paraId="53FB4F47" ns2:textId="77777777">
-            <w:r>
-              <w:t xml:space="preserve">categórica (bajo, medio, alto)</w:t>
+          <w:p>
+            <w:r>
+              <w:t>categórica (bajo, medio, alto)</w:t>
             </w:r>
           </w:p>
         </w:tc>
@@ -2863,9 +2767,9 @@
               <w:right w:w="120" w:type="dxa"/>
             </w:tcMar>
           </w:tcPr>
-          <w:p ns2:paraId="6B1D3E7E" ns2:textId="77777777">
-            <w:r>
-              <w:t xml:space="preserve">Banda del score de riesgo: bajo &lt; 0,33 ≤ medio &lt; 0,66 ≤ alto (memoria §7.1)</w:t>
+          <w:p>
+            <w:r>
+              <w:t>Banda del score de riesgo: bajo &lt; 0,33 ≤ medio &lt; 0,66 ≤ alto (memoria §7.1)</w:t>
             </w:r>
           </w:p>
         </w:tc>
@@ -2886,9 +2790,9 @@
               <w:right w:w="120" w:type="dxa"/>
             </w:tcMar>
           </w:tcPr>
-          <w:p ns2:paraId="5BF35099" ns2:textId="77777777">
-            <w:r>
-              <w:t xml:space="preserve">bajo / medio / alto</w:t>
+          <w:p>
+            <w:r>
+              <w:t>bajo / medio / alto</w:t>
             </w:r>
           </w:p>
         </w:tc>
@@ -2909,20 +2813,20 @@
               <w:right w:w="120" w:type="dxa"/>
             </w:tcMar>
           </w:tcPr>
-          <w:p ns2:paraId="2067DBEB" ns2:textId="77777777">
-            <w:r>
-              <w:t xml:space="preserve">alto = depósito a revisar primero</w:t>
+          <w:p>
+            <w:r>
+              <w:t>alto = depósito a revisar primero</w:t>
             </w:r>
           </w:p>
         </w:tc>
       </w:tr>
     </w:tbl>
-    <w:p ns2:paraId="3CB96C1C" ns2:textId="58E5926D">
+    <w:p>
       <w:pPr>
-        <w:pStyle w:val="Descripcin"/>
+        <w:pStyle w:val="Caption"/>
         <w:jc w:val="center"/>
       </w:pPr>
-      <w:bookmarkStart w:id="11" w:name="_Toc233977642"/>
+      <w:bookmarkStart w:id="6" w:name="_Toc233977642"/>
       <w:r>
         <w:t xml:space="preserve">Tabla </w:t>
       </w:r>
@@ -2937,18 +2841,18 @@
       <w:r>
         <w:t xml:space="preserve"> Campos de salida (outputs)</w:t>
       </w:r>
-      <w:bookmarkEnd w:id="11"/>
+      <w:bookmarkEnd w:id="6"/>
     </w:p>
-    <w:p ns2:paraId="30754C35" ns2:textId="77777777">
+    <w:p>
       <w:pPr>
-        <w:pStyle w:val="Ttulo1"/>
+        <w:pStyle w:val="Heading1"/>
         <w:jc w:val="left"/>
       </w:pPr>
-      <w:bookmarkStart w:id="12" w:name="_Toc233977726"/>
+      <w:bookmarkStart w:id="7" w:name="_Toc233977726"/>
       <w:r>
         <w:t>4. Métricas de evaluación</w:t>
       </w:r>
-      <w:bookmarkEnd w:id="12"/>
+      <w:bookmarkEnd w:id="7"/>
     </w:p>
     <w:tbl>
       <w:tblPr>
@@ -2970,7 +2874,7 @@
         <w:gridCol w:w="2340"/>
         <w:gridCol w:w="2340"/>
       </w:tblGrid>
-      <w:tr ns2:paraId="663A768A" ns2:textId="77777777">
+      <w:tr>
         <w:trPr>
           <w:tblHeader/>
         </w:trPr>
@@ -2991,7 +2895,7 @@
               <w:right w:w="120" w:type="dxa"/>
             </w:tcMar>
           </w:tcPr>
-          <w:p ns2:paraId="1EF96586" ns2:textId="77777777">
+          <w:p>
             <w:r>
               <w:rPr>
                 <w:b/>
@@ -3021,7 +2925,7 @@
               <w:right w:w="120" w:type="dxa"/>
             </w:tcMar>
           </w:tcPr>
-          <w:p ns2:paraId="60B8781B" ns2:textId="77777777">
+          <w:p>
             <w:r>
               <w:rPr>
                 <w:b/>
@@ -3051,7 +2955,7 @@
               <w:right w:w="120" w:type="dxa"/>
             </w:tcMar>
           </w:tcPr>
-          <w:p ns2:paraId="1FE48704" ns2:textId="77777777">
+          <w:p>
             <w:r>
               <w:rPr>
                 <w:b/>
@@ -3081,7 +2985,7 @@
               <w:right w:w="120" w:type="dxa"/>
             </w:tcMar>
           </w:tcPr>
-          <w:p ns2:paraId="1D1C6AD0" ns2:textId="77777777">
+          <w:p>
             <w:r>
               <w:rPr>
                 <w:b/>
@@ -3095,7 +2999,7 @@
           </w:p>
         </w:tc>
       </w:tr>
-      <w:tr ns2:paraId="66471EDA" ns2:textId="77777777">
+      <w:tr>
         <w:tc>
           <w:tcPr>
             <w:tcW w:w="2340" w:type="dxa"/>
@@ -3113,9 +3017,9 @@
               <w:right w:w="120" w:type="dxa"/>
             </w:tcMar>
           </w:tcPr>
-          <w:p ns2:paraId="631A7871" ns2:textId="77777777">
-            <w:r>
-              <w:t xml:space="preserve">Test hold-out (90 lotes sintéticos, 3.096 ventanas) — SO₂ libre a 72 h</w:t>
+          <w:p>
+            <w:r>
+              <w:t>Test hold-out (90 lotes sintéticos, 3.096 ventanas) — SO₂ libre a 72 h</w:t>
             </w:r>
           </w:p>
         </w:tc>
@@ -3136,9 +3040,9 @@
               <w:right w:w="120" w:type="dxa"/>
             </w:tcMar>
           </w:tcPr>
-          <w:p ns2:paraId="098B665D" ns2:textId="77777777">
-            <w:r>
-              <w:t xml:space="preserve">RMSE 1,977 mg/L; MAE 1,508 mg/L</w:t>
+          <w:p>
+            <w:r>
+              <w:t>RMSE 1,977 mg/L; MAE 1,508 mg/L</w:t>
             </w:r>
           </w:p>
         </w:tc>
@@ -3159,9 +3063,9 @@
               <w:right w:w="120" w:type="dxa"/>
             </w:tcMar>
           </w:tcPr>
-          <w:p ns2:paraId="43E2B30F" ns2:textId="77777777">
-            <w:r>
-              <w:t xml:space="preserve">Memoria v2.5, Tabla 17 (= models/metrics/gru_pso.json)</w:t>
+          <w:p>
+            <w:r>
+              <w:t>Memoria v2.5, Tabla 17 (= models/metrics/gru_pso.json)</w:t>
             </w:r>
           </w:p>
         </w:tc>
@@ -3182,14 +3086,14 @@
               <w:right w:w="120" w:type="dxa"/>
             </w:tcMar>
           </w:tcPr>
-          <w:p ns2:paraId="6AFC25E8" ns2:textId="77777777">
-            <w:r>
-              <w:t xml:space="preserve">el SO₂ previsto se desvía de media 1,5 mg/L sobre una media de unos 23 mg/L</w:t>
+          <w:p>
+            <w:r>
+              <w:t>el SO₂ previsto se desvía de media 1,5 mg/L sobre una media de unos 23 mg/L</w:t>
             </w:r>
           </w:p>
         </w:tc>
       </w:tr>
-      <w:tr ns2:paraId="66471EDA" ns2:textId="77777777">
+      <w:tr>
         <w:tc>
           <w:tcPr>
             <w:tcW w:w="2340" w:type="dxa"/>
@@ -3207,9 +3111,9 @@
               <w:right w:w="120" w:type="dxa"/>
             </w:tcMar>
           </w:tcPr>
-          <w:p ns2:paraId="631A7871" ns2:textId="77777777">
-            <w:r>
-              <w:t xml:space="preserve">Test hold-out — riesgo de infraprotección a 72 h</w:t>
+          <w:p>
+            <w:r>
+              <w:t>Test hold-out — riesgo de infraprotección a 72 h</w:t>
             </w:r>
           </w:p>
         </w:tc>
@@ -3230,9 +3134,9 @@
               <w:right w:w="120" w:type="dxa"/>
             </w:tcMar>
           </w:tcPr>
-          <w:p ns2:paraId="098B665D" ns2:textId="77777777">
-            <w:r>
-              <w:t xml:space="preserve">RMSE 0,064; MAE 0,043</w:t>
+          <w:p>
+            <w:r>
+              <w:t>RMSE 0,064; MAE 0,043</w:t>
             </w:r>
           </w:p>
         </w:tc>
@@ -3253,9 +3157,9 @@
               <w:right w:w="120" w:type="dxa"/>
             </w:tcMar>
           </w:tcPr>
-          <w:p ns2:paraId="43E2B30F" ns2:textId="77777777">
-            <w:r>
-              <w:t xml:space="preserve">Memoria v2.5, Tabla 17</w:t>
+          <w:p>
+            <w:r>
+              <w:t>Memoria v2.5, Tabla 17</w:t>
             </w:r>
           </w:p>
         </w:tc>
@@ -3276,14 +3180,14 @@
               <w:right w:w="120" w:type="dxa"/>
             </w:tcMar>
           </w:tcPr>
-          <w:p ns2:paraId="6AFC25E8" ns2:textId="77777777">
-            <w:r>
-              <w:t xml:space="preserve">error medio de 0,04 puntos en una escala 0-1</w:t>
+          <w:p>
+            <w:r>
+              <w:t>error medio de 0,04 puntos en una escala 0-1</w:t>
             </w:r>
           </w:p>
         </w:tc>
       </w:tr>
-      <w:tr ns2:paraId="66471EDA" ns2:textId="77777777">
+      <w:tr>
         <w:tc>
           <w:tcPr>
             <w:tcW w:w="2340" w:type="dxa"/>
@@ -3301,9 +3205,9 @@
               <w:right w:w="120" w:type="dxa"/>
             </w:tcMar>
           </w:tcPr>
-          <w:p ns2:paraId="631A7871" ns2:textId="77777777">
-            <w:r>
-              <w:t xml:space="preserve">Test hold-out — global y validación</w:t>
+          <w:p>
+            <w:r>
+              <w:t>Test hold-out — global y validación</w:t>
             </w:r>
           </w:p>
         </w:tc>
@@ -3324,9 +3228,9 @@
               <w:right w:w="120" w:type="dxa"/>
             </w:tcMar>
           </w:tcPr>
-          <w:p ns2:paraId="098B665D" ns2:textId="77777777">
-            <w:r>
-              <w:t xml:space="preserve">Test: RMSE 1,398, MAE 0,776. Validación: RMSE 1,565, MAE 0,827</w:t>
+          <w:p>
+            <w:r>
+              <w:t>Test: RMSE 1,398, MAE 0,776. Validación: RMSE 1,565, MAE 0,827</w:t>
             </w:r>
           </w:p>
         </w:tc>
@@ -3347,9 +3251,9 @@
               <w:right w:w="120" w:type="dxa"/>
             </w:tcMar>
           </w:tcPr>
-          <w:p ns2:paraId="43E2B30F" ns2:textId="77777777">
-            <w:r>
-              <w:t xml:space="preserve">Mejor RMSE de validación de los 9 modelos comparados (GRU, LSTM, MLP, RF, GB, regresión lineal y variantes PSO)</w:t>
+          <w:p>
+            <w:r>
+              <w:t>Mejor RMSE de validación de los 9 modelos comparados (GRU, LSTM, MLP, RF, GB, regresión lineal y variantes PSO)</w:t>
             </w:r>
           </w:p>
         </w:tc>
@@ -3370,14 +3274,14 @@
               <w:right w:w="120" w:type="dxa"/>
             </w:tcMar>
           </w:tcPr>
-          <w:p ns2:paraId="6AFC25E8" ns2:textId="77777777">
-            <w:r>
-              <w:t xml:space="preserve">seleccionado por validación; GRU sin PSO tiene un RMSE de test casi igual (1,392)</w:t>
+          <w:p>
+            <w:r>
+              <w:t>seleccionado por validación; GRU sin PSO tiene un RMSE de test casi igual (1,392)</w:t>
             </w:r>
           </w:p>
         </w:tc>
       </w:tr>
-      <w:tr ns2:paraId="66471EDA" ns2:textId="77777777">
+      <w:tr>
         <w:tc>
           <w:tcPr>
             <w:tcW w:w="2340" w:type="dxa"/>
@@ -3395,9 +3299,9 @@
               <w:right w:w="120" w:type="dxa"/>
             </w:tcMar>
           </w:tcPr>
-          <w:p ns2:paraId="631A7871" ns2:textId="77777777">
-            <w:r>
-              <w:t xml:space="preserve">Métricas operativas en test</w:t>
+          <w:p>
+            <w:r>
+              <w:t>Métricas operativas en test</w:t>
             </w:r>
           </w:p>
         </w:tc>
@@ -3418,9 +3322,13 @@
               <w:right w:w="120" w:type="dxa"/>
             </w:tcMar>
           </w:tcPr>
-          <w:p ns2:paraId="098B665D" ns2:textId="77777777">
-            <w:r>
-              <w:t xml:space="preserve">Recall riesgo alto 92,5 %; precisión riesgo alto 93,9 %; SO₂ dentro de ±3 mg/L 87,6 % (±2 mg/L 71,6 %); riesgo dentro de ±0,15 95,5 %</w:t>
+          <w:p>
+            <w:r>
+              <w:t xml:space="preserve">Recall riesgo alto 92,5 %; precisión riesgo alto 93,9 %; SO₂ dentro de ±3 mg/L 87,6 % (±2 mg/L 71,6 %); riesgo </w:t>
+            </w:r>
+            <w:r>
+              <w:lastRenderedPageBreak/>
+              <w:t>dentro de ±0,15 95,5 %</w:t>
             </w:r>
           </w:p>
         </w:tc>
@@ -3441,9 +3349,10 @@
               <w:right w:w="120" w:type="dxa"/>
             </w:tcMar>
           </w:tcPr>
-          <w:p ns2:paraId="43E2B30F" ns2:textId="77777777">
-            <w:r>
-              <w:t xml:space="preserve">Memoria v2.5, Tabla 18</w:t>
+          <w:p>
+            <w:r>
+              <w:lastRenderedPageBreak/>
+              <w:t>Memoria v2.5, Tabla 18</w:t>
             </w:r>
           </w:p>
         </w:tc>
@@ -3464,14 +3373,18 @@
               <w:right w:w="120" w:type="dxa"/>
             </w:tcMar>
           </w:tcPr>
-          <w:p ns2:paraId="6AFC25E8" ns2:textId="77777777">
-            <w:r>
-              <w:t xml:space="preserve">detecta 9 de cada 10 depósitos de riesgo alto y casi todas sus alertas altas son correctas, en el entorno sintético</w:t>
+          <w:p>
+            <w:r>
+              <w:t xml:space="preserve">detecta 9 de cada 10 depósitos de riesgo alto y casi todas sus alertas altas son correctas, </w:t>
+            </w:r>
+            <w:r>
+              <w:lastRenderedPageBreak/>
+              <w:t>en el entorno sintético</w:t>
             </w:r>
           </w:p>
         </w:tc>
       </w:tr>
-      <w:tr ns2:paraId="66471EDA" ns2:textId="77777777">
+      <w:tr>
         <w:tc>
           <w:tcPr>
             <w:tcW w:w="2340" w:type="dxa"/>
@@ -3489,9 +3402,9 @@
               <w:right w:w="120" w:type="dxa"/>
             </w:tcMar>
           </w:tcPr>
-          <w:p ns2:paraId="631A7871" ns2:textId="77777777">
-            <w:r>
-              <w:t xml:space="preserve">Verificación tras la integración (2026-10-09)</w:t>
+          <w:p>
+            <w:r>
+              <w:t>Verificación tras la integración (2026-10-09)</w:t>
             </w:r>
           </w:p>
         </w:tc>
@@ -3512,9 +3425,9 @@
               <w:right w:w="120" w:type="dxa"/>
             </w:tcMar>
           </w:tcPr>
-          <w:p ns2:paraId="098B665D" ns2:textId="77777777">
-            <w:r>
-              <w:t xml:space="preserve">18/18 golden cases en ventana procesada y en modo operativo (diferencia ≤ 4e-6); 3.096 ventanas de test y 30 lotes en modo operativo idénticos al código original; reentrenamiento con pesos idénticos al original</w:t>
+          <w:p>
+            <w:r>
+              <w:t>18/18 golden cases en ventana procesada y en modo operativo (diferencia ≤ 4e-6); 3.096 ventanas de test y 30 lotes en modo operativo idénticos al código original; reentrenamiento con pesos idénticos al original</w:t>
             </w:r>
           </w:p>
         </w:tc>
@@ -3535,9 +3448,9 @@
               <w:right w:w="120" w:type="dxa"/>
             </w:tcMar>
           </w:tcPr>
-          <w:p ns2:paraId="43E2B30F" ns2:textId="77777777">
-            <w:r>
-              <w:t xml:space="preserve">outputs/a26/verification_report.md, contra el endpoint HTTP real</w:t>
+          <w:p>
+            <w:r>
+              <w:t>outputs/a26/verification_report.md, contra el endpoint HTTP real</w:t>
             </w:r>
           </w:p>
         </w:tc>
@@ -3558,20 +3471,20 @@
               <w:right w:w="120" w:type="dxa"/>
             </w:tcMar>
           </w:tcPr>
-          <w:p ns2:paraId="6AFC25E8" ns2:textId="77777777">
-            <w:r>
-              <w:t xml:space="preserve">el servicio reproduce exactamente el comportamiento del código entregado</w:t>
+          <w:p>
+            <w:r>
+              <w:t>el servicio reproduce exactamente el comportamiento del código entregado</w:t>
             </w:r>
           </w:p>
         </w:tc>
       </w:tr>
     </w:tbl>
-    <w:p ns2:paraId="1A7F9A77" ns2:textId="4488DBEE">
+    <w:p>
       <w:pPr>
-        <w:pStyle w:val="Descripcin"/>
+        <w:pStyle w:val="Caption"/>
         <w:jc w:val="center"/>
       </w:pPr>
-      <w:bookmarkStart w:id="13" w:name="_Toc233977643"/>
+      <w:bookmarkStart w:id="8" w:name="_Toc233977643"/>
       <w:r>
         <w:t xml:space="preserve">Tabla </w:t>
       </w:r>
@@ -3586,19 +3499,18 @@
       <w:r>
         <w:t xml:space="preserve"> Métricas de evaluación</w:t>
       </w:r>
-      <w:bookmarkEnd w:id="13"/>
+      <w:bookmarkEnd w:id="8"/>
     </w:p>
-    <w:p ns2:paraId="2C5581FA" ns2:textId="77777777">
+    <w:p>
       <w:pPr>
-        <w:pStyle w:val="Ttulo1"/>
+        <w:pStyle w:val="Heading1"/>
         <w:jc w:val="left"/>
       </w:pPr>
-      <w:bookmarkStart w:id="14" w:name="_Toc233977727"/>
+      <w:bookmarkStart w:id="9" w:name="_Toc233977727"/>
       <w:r>
-        <w:lastRenderedPageBreak/>
         <w:t>5. Limitaciones conocidas</w:t>
       </w:r>
-      <w:bookmarkEnd w:id="14"/>
+      <w:bookmarkEnd w:id="9"/>
     </w:p>
     <w:tbl>
       <w:tblPr>
@@ -3619,7 +3531,7 @@
         <w:gridCol w:w="3120"/>
         <w:gridCol w:w="6240"/>
       </w:tblGrid>
-      <w:tr ns2:paraId="5ACF6CCD" ns2:textId="77777777">
+      <w:tr>
         <w:trPr>
           <w:tblHeader/>
         </w:trPr>
@@ -3640,7 +3552,7 @@
               <w:right w:w="120" w:type="dxa"/>
             </w:tcMar>
           </w:tcPr>
-          <w:p ns2:paraId="676816E1" ns2:textId="77777777">
+          <w:p>
             <w:r>
               <w:rPr>
                 <w:b/>
@@ -3670,7 +3582,7 @@
               <w:right w:w="120" w:type="dxa"/>
             </w:tcMar>
           </w:tcPr>
-          <w:p ns2:paraId="1F42A562" ns2:textId="77777777">
+          <w:p>
             <w:r>
               <w:rPr>
                 <w:b/>
@@ -3684,7 +3596,7 @@
           </w:p>
         </w:tc>
       </w:tr>
-      <w:tr ns2:paraId="221304F4" ns2:textId="77777777">
+      <w:tr>
         <w:tc>
           <w:tcPr>
             <w:tcW w:w="3120" w:type="dxa"/>
@@ -3702,9 +3614,9 @@
               <w:right w:w="120" w:type="dxa"/>
             </w:tcMar>
           </w:tcPr>
-          <w:p ns2:paraId="26419EF2" ns2:textId="77777777">
-            <w:r>
-              <w:t xml:space="preserve">Datos sintéticos</w:t>
+          <w:p>
+            <w:r>
+              <w:t>Datos sintéticos</w:t>
             </w:r>
           </w:p>
         </w:tc>
@@ -3725,14 +3637,14 @@
               <w:right w:w="120" w:type="dxa"/>
             </w:tcMar>
           </w:tcPr>
-          <w:p ns2:paraId="3E7B7A63" ns2:textId="77777777">
-            <w:r>
-              <w:t xml:space="preserve">Dataset, targets y métricas proceden del simulador del equipo de IA (600 lotes); no hay validación con históricos reales de bodega. El riesgo es un score derivado de reglas del simulador, no una probabilidad calibrada. Requiere validación con datos reales antes de cualquier uso productivo.</w:t>
+          <w:p>
+            <w:r>
+              <w:t>Dataset, targets y métricas proceden del simulador del equipo de IA (600 lotes); no hay validación con históricos reales de bodega. El riesgo es un score derivado de reglas del simulador, no una probabilidad calibrada. Requiere validación con datos reales antes de cualquier uso productivo.</w:t>
             </w:r>
           </w:p>
         </w:tc>
       </w:tr>
-      <w:tr ns2:paraId="221304F4" ns2:textId="77777777">
+      <w:tr>
         <w:tc>
           <w:tcPr>
             <w:tcW w:w="3120" w:type="dxa"/>
@@ -3750,9 +3662,9 @@
               <w:right w:w="120" w:type="dxa"/>
             </w:tcMar>
           </w:tcPr>
-          <w:p ns2:paraId="26419EF2" ns2:textId="77777777">
-            <w:r>
-              <w:t xml:space="preserve">stage_progress obligatorio</w:t>
+          <w:p>
+            <w:r>
+              <w:t>stage_progress obligatorio</w:t>
             </w:r>
           </w:p>
         </w:tc>
@@ -3773,14 +3685,14 @@
               <w:right w:w="120" w:type="dxa"/>
             </w:tcMar>
           </w:tcPr>
-          <w:p ns2:paraId="3E7B7A63" ns2:textId="77777777">
-            <w:r>
-              <w:t xml:space="preserve">El modelo se entrenó con el avance de etapa del simulador. Si falta, el cálculo de respaldo del código original triplica el error (MAE de SO₂ 4,82 frente a 1,51 mg/L) e incumple 3 de los 4 criterios de éxito, por lo que el servicio rechaza la petición (HTTP 422).</w:t>
+          <w:p>
+            <w:r>
+              <w:t>El modelo se entrenó con el avance de etapa del simulador. Si falta, el cálculo de respaldo del código original triplica el error (MAE de SO₂ 4,82 frente a 1,51 mg/L) e incumple 3 de los 4 criterios de éxito, por lo que el servicio rechaza la petición (HTTP 422).</w:t>
             </w:r>
           </w:p>
         </w:tc>
       </w:tr>
-      <w:tr ns2:paraId="221304F4" ns2:textId="77777777">
+      <w:tr>
         <w:tc>
           <w:tcPr>
             <w:tcW w:w="3120" w:type="dxa"/>
@@ -3798,9 +3710,9 @@
               <w:right w:w="120" w:type="dxa"/>
             </w:tcMar>
           </w:tcPr>
-          <w:p ns2:paraId="26419EF2" ns2:textId="77777777">
-            <w:r>
-              <w:t xml:space="preserve">Analítica arrastrada entre muestras</w:t>
+          <w:p>
+            <w:r>
+              <w:t>Analítica arrastrada entre muestras</w:t>
             </w:r>
           </w:p>
         </w:tc>
@@ -3821,14 +3733,14 @@
               <w:right w:w="120" w:type="dxa"/>
             </w:tcMar>
           </w:tcPr>
-          <w:p ns2:paraId="3E7B7A63" ns2:textId="77777777">
-            <w:r>
-              <w:t xml:space="preserve">pH y SO₂ de laboratorio se arrastran hasta la siguiente muestra (hasta 22 h en estabilización y almacenamiento). Con cadencias más espaciadas o irregulares que las simuladas el error puede crecer; hay que monitorizarlo con datos reales.</w:t>
+          <w:p>
+            <w:r>
+              <w:t>pH y SO₂ de laboratorio se arrastran hasta la siguiente muestra (hasta 22 h en estabilización y almacenamiento). Con cadencias más espaciadas o irregulares que las simuladas el error puede crecer; hay que monitorizarlo con datos reales.</w:t>
             </w:r>
           </w:p>
         </w:tc>
       </w:tr>
-      <w:tr ns2:paraId="221304F4" ns2:textId="77777777">
+      <w:tr>
         <w:tc>
           <w:tcPr>
             <w:tcW w:w="3120" w:type="dxa"/>
@@ -3846,9 +3758,10 @@
               <w:right w:w="120" w:type="dxa"/>
             </w:tcMar>
           </w:tcPr>
-          <w:p ns2:paraId="26419EF2" ns2:textId="77777777">
-            <w:r>
-              <w:t xml:space="preserve">Reentrenamiento</w:t>
+          <w:p>
+            <w:r>
+              <w:lastRenderedPageBreak/>
+              <w:t>Reentrenamiento</w:t>
             </w:r>
           </w:p>
         </w:tc>
@@ -3869,14 +3782,14 @@
               <w:right w:w="120" w:type="dxa"/>
             </w:tcMar>
           </w:tcPr>
-          <w:p ns2:paraId="3E7B7A63" ns2:textId="77777777">
-            <w:r>
-              <w:t xml:space="preserve">Repite el entrenamiento final del equipo de IA (unos 4 min en CPU con el dataset completo) pero no la búsqueda PSO de hiperparámetros, que la memoria recomienda repetir con datos reales. Necesita el SO₂ libre continuo del simulador (free_sulfite_mg_l), que una bodega real no mide; el modelo reentrenado solo se guarda en MLflow y el modelo base no cambia.</w:t>
+          <w:p>
+            <w:r>
+              <w:t>Repite el entrenamiento final del equipo de IA (unos 4 min en CPU con el dataset completo) pero no la búsqueda PSO de hiperparámetros, que la memoria recomienda repetir con datos reales. Necesita el SO₂ libre continuo del simulador (free_sulfite_mg_l), que una bodega real no mide; el modelo reentrenado solo se guarda en MLflow y el modelo base no cambia.</w:t>
             </w:r>
           </w:p>
         </w:tc>
       </w:tr>
-      <w:tr ns2:paraId="221304F4" ns2:textId="77777777">
+      <w:tr>
         <w:tc>
           <w:tcPr>
             <w:tcW w:w="3120" w:type="dxa"/>
@@ -3894,9 +3807,9 @@
               <w:right w:w="120" w:type="dxa"/>
             </w:tcMar>
           </w:tcPr>
-          <w:p ns2:paraId="26419EF2" ns2:textId="77777777">
-            <w:r>
-              <w:t xml:space="preserve">Mínimo de historial</w:t>
+          <w:p>
+            <w:r>
+              <w:t>Mínimo de historial</w:t>
             </w:r>
           </w:p>
         </w:tc>
@@ -3917,20 +3830,20 @@
               <w:right w:w="120" w:type="dxa"/>
             </w:tcMar>
           </w:tcPr>
-          <w:p ns2:paraId="3E7B7A63" ns2:textId="77777777">
-            <w:r>
-              <w:t xml:space="preserve">Cada depósito necesita al menos 24 lecturas (48 h a paso de 2 h) para tener predicción.</w:t>
+          <w:p>
+            <w:r>
+              <w:t>Cada depósito necesita al menos 24 lecturas (48 h a paso de 2 h) para tener predicción.</w:t>
             </w:r>
           </w:p>
         </w:tc>
       </w:tr>
     </w:tbl>
-    <w:p ns2:paraId="23E22C97" ns2:textId="02183EA3">
+    <w:p>
       <w:pPr>
-        <w:pStyle w:val="Descripcin"/>
+        <w:pStyle w:val="Caption"/>
         <w:jc w:val="center"/>
       </w:pPr>
-      <w:bookmarkStart w:id="15" w:name="_Toc233977644"/>
+      <w:bookmarkStart w:id="10" w:name="_Toc233977644"/>
       <w:r>
         <w:t xml:space="preserve">Tabla </w:t>
       </w:r>
@@ -3945,45 +3858,47 @@
       <w:r>
         <w:t xml:space="preserve"> Limitaciones conocidas</w:t>
       </w:r>
-      <w:bookmarkEnd w:id="15"/>
+      <w:bookmarkEnd w:id="10"/>
     </w:p>
-    <w:p ns2:paraId="36D55773" ns2:textId="77777777">
+    <w:p>
       <w:pPr>
-        <w:pStyle w:val="Ttulo1"/>
+        <w:pStyle w:val="Heading1"/>
         <w:jc w:val="left"/>
       </w:pPr>
-      <w:bookmarkStart w:id="16" w:name="_Toc233977728"/>
+      <w:bookmarkStart w:id="11" w:name="_Toc233977728"/>
       <w:r>
         <w:t>6. Observaciones técnicas</w:t>
       </w:r>
-      <w:bookmarkEnd w:id="16"/>
+      <w:bookmarkEnd w:id="11"/>
     </w:p>
-    <w:p ns2:paraId="3188B244" ns2:textId="77777777">
+    <w:p>
       <w:pPr>
         <w:jc w:val="both"/>
       </w:pPr>
       <w:r>
-        <w:t xml:space="preserve">Inferencia en CPU (red pequeña, ventana 24 × 22). Entorno del equipo de IA: Python 3.12, torch 2.9.1, numpy 2.3.5, pandas 2.3.3, scikit-learn 1.8.0. El artefacto es un pickle de SequenceBundle que se carga con un Unpickler restringido. Reentrenamiento: unos 4 min en CPU con 600 lotes. Monitorización recomendada por la memoria §10: alerta si el RMSE de SO₂ supera 2,5 mg/L o el MAE 2,0 mg/L, si el RMSE de riesgo supera 0,10 o el MAE 0,06, o si el recall de riesgo alto baja del 85 % en dos ventanas consecutivas; PSI &gt; 0,2 en free_sulfite_lab, total_sulfite_lab, dissolved_oxygen_mg_l, temperature_c u hours_since_last_lab.</w:t>
+        <w:t>Inferencia en CPU (red pequeña, ventana 24 × 22). Entorno del equipo de IA: Python 3.12, torch 2.9.1, numpy 2.3.5, pandas 2.3.3, scikit-learn 1.8.0. El artefacto es un pickle de SequenceBundle que se carga con un Unpickler restringido. Reentrenamiento: unos 4 min en CPU con 600 lotes. Monitorización recomendada por la memoria §10: alerta si el RMSE de SO₂ supera 2,5 mg/L o el MAE 2,0 mg/L, si el RMSE de riesgo supera 0,10 o el MAE 0,06, o si el recall de riesgo alto baja del 85 % en dos ventanas consecutiva</w:t>
+      </w:r>
+      <w:r>
+        <w:t>s; PSI &gt; 0,2 en free_sulfite_lab, total_sulfite_lab, dissolved_oxygen_mg_l, temperature_c u hours_since_last_lab.</w:t>
       </w:r>
     </w:p>
-    <w:p ns2:paraId="642BAC39" ns2:textId="77777777"/>
-    <w:p ns2:paraId="6AE49187" ns2:textId="77777777"/>
-    <w:p ns2:paraId="3CCD1455" ns2:textId="77777777"/>
-    <w:p ns2:paraId="03DFC7FC" ns2:textId="77777777"/>
-    <w:p ns2:paraId="3E74D38E" ns2:textId="77777777"/>
-    <w:p ns2:paraId="0B8151BB" ns2:textId="77777777"/>
-    <w:p ns2:paraId="53E05546" ns2:textId="77777777"/>
-    <w:p ns2:paraId="7A7AF885" ns2:textId="77777777">
+    <w:p/>
+    <w:p/>
+    <w:p/>
+    <w:p/>
+    <w:p/>
+    <w:p/>
+    <w:p/>
+    <w:p>
       <w:pPr>
-        <w:pStyle w:val="Ttulo1"/>
+        <w:pStyle w:val="Heading1"/>
         <w:jc w:val="left"/>
       </w:pPr>
-      <w:bookmarkStart w:id="17" w:name="_Toc233977729"/>
+      <w:bookmarkStart w:id="12" w:name="_Toc233977729"/>
       <w:r>
-        <w:lastRenderedPageBreak/>
         <w:t>7. Fichero de prueba de referencia</w:t>
       </w:r>
-      <w:bookmarkEnd w:id="17"/>
+      <w:bookmarkEnd w:id="12"/>
     </w:p>
     <w:tbl>
       <w:tblPr>
@@ -4004,7 +3919,7 @@
         <w:gridCol w:w="2800"/>
         <w:gridCol w:w="6560"/>
       </w:tblGrid>
-      <w:tr ns2:paraId="7CCEFEF5" ns2:textId="77777777">
+      <w:tr>
         <w:tc>
           <w:tcPr>
             <w:tcW w:w="2800" w:type="dxa"/>
@@ -4022,7 +3937,7 @@
               <w:right w:w="120" w:type="dxa"/>
             </w:tcMar>
           </w:tcPr>
-          <w:p ns2:paraId="5A9D0325" ns2:textId="77777777">
+          <w:p>
             <w:r>
               <w:rPr>
                 <w:b/>
@@ -4052,14 +3967,14 @@
               <w:right w:w="120" w:type="dxa"/>
             </w:tcMar>
           </w:tcPr>
-          <w:p ns2:paraId="548E93F5" ns2:textId="77777777">
-            <w:r>
-              <w:t xml:space="preserve">18 golden cases del split de test (data/splits/test_seq_X.npy y el historial crudo de esos lotes en data/raw/sequential.csv.gz)</w:t>
+          <w:p>
+            <w:r>
+              <w:t>18 golden cases del split de test (data/splits/test_seq_X.npy y el historial crudo de esos lotes en data/raw/sequential.csv.gz)</w:t>
             </w:r>
           </w:p>
         </w:tc>
       </w:tr>
-      <w:tr ns2:paraId="183575F5" ns2:textId="77777777">
+      <w:tr>
         <w:tc>
           <w:tcPr>
             <w:tcW w:w="2800" w:type="dxa"/>
@@ -4077,7 +3992,7 @@
               <w:right w:w="120" w:type="dxa"/>
             </w:tcMar>
           </w:tcPr>
-          <w:p ns2:paraId="2C17FEDB" ns2:textId="77777777">
+          <w:p>
             <w:r>
               <w:rPr>
                 <w:b/>
@@ -4086,6 +4001,7 @@
                 <w:sz w:val="20"/>
                 <w:szCs w:val="20"/>
               </w:rPr>
+              <w:lastRenderedPageBreak/>
               <w:t>Número de registros / muestras</w:t>
             </w:r>
           </w:p>
@@ -4107,14 +4023,14 @@
               <w:right w:w="120" w:type="dxa"/>
             </w:tcMar>
           </w:tcPr>
-          <w:p ns2:paraId="2F98E928" ns2:textId="77777777">
-            <w:r>
-              <w:t xml:space="preserve">18 ventanas de 18 lotes de test: 4 etapas (storage, stabilization, fermentation, pre_bottling), 3 tipos de vino y las 3 bandas de riesgo</w:t>
+          <w:p>
+            <w:r>
+              <w:t>18 ventanas de 18 lotes de test: 4 etapas (storage, stabilization, fermentation, pre_bottling), 3 tipos de vino y las 3 bandas de riesgo</w:t>
             </w:r>
           </w:p>
         </w:tc>
       </w:tr>
-      <w:tr ns2:paraId="1BF4E262" ns2:textId="77777777">
+      <w:tr>
         <w:tc>
           <w:tcPr>
             <w:tcW w:w="2800" w:type="dxa"/>
@@ -4132,7 +4048,7 @@
               <w:right w:w="120" w:type="dxa"/>
             </w:tcMar>
           </w:tcPr>
-          <w:p ns2:paraId="55FAE3FC" ns2:textId="77777777">
+          <w:p>
             <w:r>
               <w:rPr>
                 <w:b/>
@@ -4162,20 +4078,20 @@
               <w:right w:w="120" w:type="dxa"/>
             </w:tcMar>
           </w:tcPr>
-          <w:p ns2:paraId="15092C4A" ns2:textId="77777777">
-            <w:r>
-              <w:t xml:space="preserve">Predicción idéntica a la del código original (diferencia ≤ 4e-6) tanto con la ventana procesada como desde las lecturas crudas con stage_progress; sin stage_progress, HTTP 422</w:t>
+          <w:p>
+            <w:r>
+              <w:t>Predicción idéntica a la del código original (diferencia ≤ 4e-6) tanto con la ventana procesada como desde las lecturas crudas con stage_progress; sin stage_progress, HTTP 422</w:t>
             </w:r>
           </w:p>
         </w:tc>
       </w:tr>
     </w:tbl>
-    <w:p ns2:paraId="3773E7D0" ns2:textId="48983DD0">
+    <w:p>
       <w:pPr>
-        <w:pStyle w:val="Descripcin"/>
+        <w:pStyle w:val="Caption"/>
         <w:jc w:val="center"/>
       </w:pPr>
-      <w:bookmarkStart w:id="18" w:name="_Toc233977645"/>
+      <w:bookmarkStart w:id="13" w:name="_Toc233977645"/>
       <w:r>
         <w:t xml:space="preserve">Tabla </w:t>
       </w:r>
@@ -4190,13 +4106,13 @@
       <w:r>
         <w:t xml:space="preserve"> Fichero de prueba de referencia</w:t>
       </w:r>
-      <w:bookmarkEnd w:id="18"/>
+      <w:bookmarkEnd w:id="13"/>
     </w:p>
     <w:sectPr>
-      <w:headerReference w:type="even" ns7:id="rId12"/>
-      <w:headerReference w:type="default" ns7:id="rId13"/>
-      <w:footerReference w:type="default" ns7:id="rId14"/>
-      <w:footerReference w:type="first" ns7:id="rId15"/>
+      <w:headerReference w:type="even" r:id="rId12"/>
+      <w:headerReference w:type="default" r:id="rId13"/>
+      <w:footerReference w:type="default" r:id="rId14"/>
+      <w:footerReference w:type="first" r:id="rId15"/>
       <w:pgSz w:w="11906" w:h="16838"/>
       <w:pgMar w:top="1417" w:right="1701" w:bottom="1417" w:left="1701" w:header="708" w:footer="708" w:gutter="0"/>
       <w:pgNumType w:start="1"/>
@@ -4949,7 +4865,7 @@
         <w:noProof/>
         <w:color w:val="000000"/>
       </w:rPr>
-      <w:t xml:space="preserve">2</w:t>
+      <w:t>2</w:t>
     </w:r>
     <w:r>
       <w:rPr>
@@ -4963,23 +4879,7 @@
         <w:rFonts w:ascii="Liberalisation sans narrow" w:eastAsia="Liberalisation sans narrow" w:hAnsi="Liberalisation sans narrow" w:cs="Liberalisation sans narrow"/>
         <w:color w:val="000000"/>
       </w:rPr>
-      <w:t xml:space="preserve"> |Ficha técnica – Modelo a26 (</w:t>
-    </w:r>
-    <w:proofErr w:type="spellStart"/>
-    <w:r>
-      <w:rPr>
-        <w:rFonts w:ascii="Liberalisation sans narrow" w:eastAsia="Liberalisation sans narrow" w:hAnsi="Liberalisation sans narrow" w:cs="Liberalisation sans narrow"/>
-        <w:color w:val="000000"/>
-      </w:rPr>
-      <w:t xml:space="preserve">wine-sulfite-gru-pso-forecast</w:t>
-    </w:r>
-    <w:proofErr w:type="spellEnd"/>
-    <w:r>
-      <w:rPr>
-        <w:rFonts w:ascii="Liberalisation sans narrow" w:eastAsia="Liberalisation sans narrow" w:hAnsi="Liberalisation sans narrow" w:cs="Liberalisation sans narrow"/>
-        <w:color w:val="000000"/>
-      </w:rPr>
-      <w:t>)</w:t>
+      <w:t xml:space="preserve"> |Ficha técnica – Modelo a26 (wine-sulfite-gru-pso-forecast)</w:t>
     </w:r>
   </w:p>
   <w:p>
@@ -5527,11 +5427,11 @@
     <w:name w:val="Normal"/>
     <w:qFormat/>
   </w:style>
-  <w:style w:type="paragraph" w:styleId="Ttulo1">
+  <w:style w:type="paragraph" w:styleId="Heading1">
     <w:name w:val="heading 1"/>
     <w:basedOn w:val="Normal"/>
     <w:next w:val="Normal"/>
-    <w:link w:val="Ttulo1Car"/>
+    <w:link w:val="Heading1Char"/>
     <w:uiPriority w:val="9"/>
     <w:qFormat/>
     <w:pPr>
@@ -5549,11 +5449,11 @@
       <w:szCs w:val="36"/>
     </w:rPr>
   </w:style>
-  <w:style w:type="paragraph" w:styleId="Ttulo2">
+  <w:style w:type="paragraph" w:styleId="Heading2">
     <w:name w:val="heading 2"/>
     <w:basedOn w:val="Normal"/>
     <w:next w:val="Normal"/>
-    <w:link w:val="Ttulo2Car"/>
+    <w:link w:val="Heading2Char"/>
     <w:uiPriority w:val="9"/>
     <w:semiHidden/>
     <w:unhideWhenUsed/>
@@ -5572,11 +5472,11 @@
       <w:szCs w:val="32"/>
     </w:rPr>
   </w:style>
-  <w:style w:type="paragraph" w:styleId="Ttulo3">
+  <w:style w:type="paragraph" w:styleId="Heading3">
     <w:name w:val="heading 3"/>
     <w:basedOn w:val="Normal"/>
     <w:next w:val="Normal"/>
-    <w:link w:val="Ttulo3Car"/>
+    <w:link w:val="Heading3Char"/>
     <w:uiPriority w:val="9"/>
     <w:semiHidden/>
     <w:unhideWhenUsed/>
@@ -5595,11 +5495,11 @@
       <w:szCs w:val="28"/>
     </w:rPr>
   </w:style>
-  <w:style w:type="paragraph" w:styleId="Ttulo4">
+  <w:style w:type="paragraph" w:styleId="Heading4">
     <w:name w:val="heading 4"/>
     <w:basedOn w:val="Normal"/>
     <w:next w:val="Normal"/>
-    <w:link w:val="Ttulo4Car"/>
+    <w:link w:val="Heading4Char"/>
     <w:uiPriority w:val="9"/>
     <w:semiHidden/>
     <w:unhideWhenUsed/>
@@ -5618,11 +5518,11 @@
       <w:szCs w:val="24"/>
     </w:rPr>
   </w:style>
-  <w:style w:type="paragraph" w:styleId="Ttulo5">
+  <w:style w:type="paragraph" w:styleId="Heading5">
     <w:name w:val="heading 5"/>
     <w:basedOn w:val="Normal"/>
     <w:next w:val="Normal"/>
-    <w:link w:val="Ttulo5Car"/>
+    <w:link w:val="Heading5Char"/>
     <w:uiPriority w:val="9"/>
     <w:semiHidden/>
     <w:unhideWhenUsed/>
@@ -5640,11 +5540,11 @@
       <w:color w:val="284546"/>
     </w:rPr>
   </w:style>
-  <w:style w:type="paragraph" w:styleId="Ttulo6">
+  <w:style w:type="paragraph" w:styleId="Heading6">
     <w:name w:val="heading 6"/>
     <w:basedOn w:val="Normal"/>
     <w:next w:val="Normal"/>
-    <w:link w:val="Ttulo6Car"/>
+    <w:link w:val="Heading6Char"/>
     <w:uiPriority w:val="9"/>
     <w:semiHidden/>
     <w:unhideWhenUsed/>
@@ -5664,11 +5564,11 @@
       <w:color w:val="1B2E2F"/>
     </w:rPr>
   </w:style>
-  <w:style w:type="paragraph" w:styleId="Ttulo7">
+  <w:style w:type="paragraph" w:styleId="Heading7">
     <w:name w:val="heading 7"/>
     <w:basedOn w:val="Normal"/>
     <w:next w:val="Normal"/>
-    <w:link w:val="Ttulo7Car"/>
+    <w:link w:val="Heading7Char"/>
     <w:uiPriority w:val="9"/>
     <w:unhideWhenUsed/>
     <w:qFormat/>
@@ -5686,11 +5586,11 @@
       <w:color w:val="1B2E2E" w:themeColor="accent1" w:themeShade="80"/>
     </w:rPr>
   </w:style>
-  <w:style w:type="paragraph" w:styleId="Ttulo8">
+  <w:style w:type="paragraph" w:styleId="Heading8">
     <w:name w:val="heading 8"/>
     <w:basedOn w:val="Normal"/>
     <w:next w:val="Normal"/>
-    <w:link w:val="Ttulo8Car"/>
+    <w:link w:val="Heading8Char"/>
     <w:uiPriority w:val="9"/>
     <w:unhideWhenUsed/>
     <w:qFormat/>
@@ -5710,11 +5610,11 @@
       <w:color w:val="1B2E2E" w:themeColor="accent1" w:themeShade="80"/>
     </w:rPr>
   </w:style>
-  <w:style w:type="paragraph" w:styleId="Ttulo9">
+  <w:style w:type="paragraph" w:styleId="Heading9">
     <w:name w:val="heading 9"/>
     <w:basedOn w:val="Normal"/>
     <w:next w:val="Normal"/>
-    <w:link w:val="Ttulo9Car"/>
+    <w:link w:val="Heading9Char"/>
     <w:uiPriority w:val="9"/>
     <w:semiHidden/>
     <w:unhideWhenUsed/>
@@ -5733,12 +5633,13 @@
       <w:color w:val="1B2E2E" w:themeColor="accent1" w:themeShade="80"/>
     </w:rPr>
   </w:style>
-  <w:style w:type="character" w:default="1" w:styleId="Fuentedeprrafopredeter">
+  <w:style w:type="character" w:default="1" w:styleId="DefaultParagraphFont">
     <w:name w:val="Default Paragraph Font"/>
     <w:uiPriority w:val="1"/>
+    <w:semiHidden/>
     <w:unhideWhenUsed/>
   </w:style>
-  <w:style w:type="table" w:default="1" w:styleId="Tablanormal">
+  <w:style w:type="table" w:default="1" w:styleId="TableNormal">
     <w:name w:val="Normal Table"/>
     <w:uiPriority w:val="99"/>
     <w:semiHidden/>
@@ -5753,13 +5654,13 @@
       </w:tblCellMar>
     </w:tblPr>
   </w:style>
-  <w:style w:type="numbering" w:default="1" w:styleId="Sinlista">
+  <w:style w:type="numbering" w:default="1" w:styleId="NoList">
     <w:name w:val="No List"/>
     <w:uiPriority w:val="99"/>
     <w:semiHidden/>
     <w:unhideWhenUsed/>
   </w:style>
-  <w:style w:type="table" w:customStyle="1" w:styleId="TableNormal">
+  <w:style w:type="table" w:customStyle="1" w:styleId="TableNormal0">
     <w:name w:val="TableNormal"/>
     <w:tblPr>
       <w:tblCellMar>
@@ -5770,11 +5671,11 @@
       </w:tblCellMar>
     </w:tblPr>
   </w:style>
-  <w:style w:type="paragraph" w:styleId="Ttulo">
+  <w:style w:type="paragraph" w:styleId="Title">
     <w:name w:val="Title"/>
     <w:basedOn w:val="Normal"/>
     <w:next w:val="Normal"/>
-    <w:link w:val="TtuloCar"/>
+    <w:link w:val="TitleChar"/>
     <w:uiPriority w:val="10"/>
     <w:qFormat/>
     <w:pPr>
@@ -5789,10 +5690,10 @@
       <w:szCs w:val="72"/>
     </w:rPr>
   </w:style>
-  <w:style w:type="character" w:customStyle="1" w:styleId="Ttulo1Car">
-    <w:name w:val="Título 1 Car"/>
-    <w:basedOn w:val="Fuentedeprrafopredeter"/>
-    <w:link w:val="Ttulo1"/>
+  <w:style w:type="character" w:customStyle="1" w:styleId="Heading1Char">
+    <w:name w:val="Heading 1 Char"/>
+    <w:basedOn w:val="DefaultParagraphFont"/>
+    <w:link w:val="Heading1"/>
     <w:uiPriority w:val="9"/>
     <w:rsid w:val="00AB39A2"/>
     <w:rPr>
@@ -5802,10 +5703,10 @@
       <w:szCs w:val="36"/>
     </w:rPr>
   </w:style>
-  <w:style w:type="character" w:customStyle="1" w:styleId="Ttulo2Car">
-    <w:name w:val="Título 2 Car"/>
-    <w:basedOn w:val="Fuentedeprrafopredeter"/>
-    <w:link w:val="Ttulo2"/>
+  <w:style w:type="character" w:customStyle="1" w:styleId="Heading2Char">
+    <w:name w:val="Heading 2 Char"/>
+    <w:basedOn w:val="DefaultParagraphFont"/>
+    <w:link w:val="Heading2"/>
     <w:uiPriority w:val="9"/>
     <w:rsid w:val="00AB39A2"/>
     <w:rPr>
@@ -5815,10 +5716,10 @@
       <w:szCs w:val="32"/>
     </w:rPr>
   </w:style>
-  <w:style w:type="character" w:customStyle="1" w:styleId="Ttulo3Car">
-    <w:name w:val="Título 3 Car"/>
-    <w:basedOn w:val="Fuentedeprrafopredeter"/>
-    <w:link w:val="Ttulo3"/>
+  <w:style w:type="character" w:customStyle="1" w:styleId="Heading3Char">
+    <w:name w:val="Heading 3 Char"/>
+    <w:basedOn w:val="DefaultParagraphFont"/>
+    <w:link w:val="Heading3"/>
     <w:uiPriority w:val="9"/>
     <w:rsid w:val="00AB39A2"/>
     <w:rPr>
@@ -5828,10 +5729,10 @@
       <w:szCs w:val="28"/>
     </w:rPr>
   </w:style>
-  <w:style w:type="character" w:customStyle="1" w:styleId="Ttulo4Car">
-    <w:name w:val="Título 4 Car"/>
-    <w:basedOn w:val="Fuentedeprrafopredeter"/>
-    <w:link w:val="Ttulo4"/>
+  <w:style w:type="character" w:customStyle="1" w:styleId="Heading4Char">
+    <w:name w:val="Heading 4 Char"/>
+    <w:basedOn w:val="DefaultParagraphFont"/>
+    <w:link w:val="Heading4"/>
     <w:uiPriority w:val="9"/>
     <w:rsid w:val="00AB39A2"/>
     <w:rPr>
@@ -5841,10 +5742,10 @@
       <w:szCs w:val="24"/>
     </w:rPr>
   </w:style>
-  <w:style w:type="character" w:customStyle="1" w:styleId="Ttulo5Car">
-    <w:name w:val="Título 5 Car"/>
-    <w:basedOn w:val="Fuentedeprrafopredeter"/>
-    <w:link w:val="Ttulo5"/>
+  <w:style w:type="character" w:customStyle="1" w:styleId="Heading5Char">
+    <w:name w:val="Heading 5 Char"/>
+    <w:basedOn w:val="DefaultParagraphFont"/>
+    <w:link w:val="Heading5"/>
     <w:uiPriority w:val="9"/>
     <w:rsid w:val="00AB39A2"/>
     <w:rPr>
@@ -5853,10 +5754,10 @@
       <w:color w:val="284546" w:themeColor="accent1" w:themeShade="BF"/>
     </w:rPr>
   </w:style>
-  <w:style w:type="character" w:customStyle="1" w:styleId="Ttulo6Car">
-    <w:name w:val="Título 6 Car"/>
-    <w:basedOn w:val="Fuentedeprrafopredeter"/>
-    <w:link w:val="Ttulo6"/>
+  <w:style w:type="character" w:customStyle="1" w:styleId="Heading6Char">
+    <w:name w:val="Heading 6 Char"/>
+    <w:basedOn w:val="DefaultParagraphFont"/>
+    <w:link w:val="Heading6"/>
     <w:uiPriority w:val="9"/>
     <w:rsid w:val="00AB39A2"/>
     <w:rPr>
@@ -5867,10 +5768,10 @@
       <w:color w:val="1B2E2E" w:themeColor="accent1" w:themeShade="80"/>
     </w:rPr>
   </w:style>
-  <w:style w:type="character" w:customStyle="1" w:styleId="Ttulo7Car">
-    <w:name w:val="Título 7 Car"/>
-    <w:basedOn w:val="Fuentedeprrafopredeter"/>
-    <w:link w:val="Ttulo7"/>
+  <w:style w:type="character" w:customStyle="1" w:styleId="Heading7Char">
+    <w:name w:val="Heading 7 Char"/>
+    <w:basedOn w:val="DefaultParagraphFont"/>
+    <w:link w:val="Heading7"/>
     <w:uiPriority w:val="9"/>
     <w:rsid w:val="00AB39A2"/>
     <w:rPr>
@@ -5880,10 +5781,10 @@
       <w:color w:val="1B2E2E" w:themeColor="accent1" w:themeShade="80"/>
     </w:rPr>
   </w:style>
-  <w:style w:type="character" w:customStyle="1" w:styleId="Ttulo8Car">
-    <w:name w:val="Título 8 Car"/>
-    <w:basedOn w:val="Fuentedeprrafopredeter"/>
-    <w:link w:val="Ttulo8"/>
+  <w:style w:type="character" w:customStyle="1" w:styleId="Heading8Char">
+    <w:name w:val="Heading 8 Char"/>
+    <w:basedOn w:val="DefaultParagraphFont"/>
+    <w:link w:val="Heading8"/>
     <w:uiPriority w:val="9"/>
     <w:rsid w:val="00AB39A2"/>
     <w:rPr>
@@ -5895,10 +5796,10 @@
       <w:color w:val="1B2E2E" w:themeColor="accent1" w:themeShade="80"/>
     </w:rPr>
   </w:style>
-  <w:style w:type="character" w:customStyle="1" w:styleId="Ttulo9Car">
-    <w:name w:val="Título 9 Car"/>
-    <w:basedOn w:val="Fuentedeprrafopredeter"/>
-    <w:link w:val="Ttulo9"/>
+  <w:style w:type="character" w:customStyle="1" w:styleId="Heading9Char">
+    <w:name w:val="Heading 9 Char"/>
+    <w:basedOn w:val="DefaultParagraphFont"/>
+    <w:link w:val="Heading9"/>
     <w:uiPriority w:val="9"/>
     <w:semiHidden/>
     <w:rsid w:val="00AB39A2"/>
@@ -5909,11 +5810,11 @@
       <w:color w:val="1B2E2E" w:themeColor="accent1" w:themeShade="80"/>
     </w:rPr>
   </w:style>
-  <w:style w:type="paragraph" w:styleId="Descripcin">
+  <w:style w:type="paragraph" w:styleId="Caption">
     <w:name w:val="caption"/>
     <w:basedOn w:val="Normal"/>
     <w:next w:val="Normal"/>
-    <w:link w:val="DescripcinCar"/>
+    <w:link w:val="CaptionChar"/>
     <w:unhideWhenUsed/>
     <w:qFormat/>
     <w:rsid w:val="00AB39A2"/>
@@ -5927,10 +5828,10 @@
       <w:color w:val="739A8A" w:themeColor="text2"/>
     </w:rPr>
   </w:style>
-  <w:style w:type="character" w:customStyle="1" w:styleId="TtuloCar">
-    <w:name w:val="Título Car"/>
-    <w:basedOn w:val="Fuentedeprrafopredeter"/>
-    <w:link w:val="Ttulo"/>
+  <w:style w:type="character" w:customStyle="1" w:styleId="TitleChar">
+    <w:name w:val="Title Char"/>
+    <w:basedOn w:val="DefaultParagraphFont"/>
+    <w:link w:val="Title"/>
     <w:uiPriority w:val="10"/>
     <w:rsid w:val="00AB39A2"/>
     <w:rPr>
@@ -5942,10 +5843,10 @@
       <w:szCs w:val="72"/>
     </w:rPr>
   </w:style>
-  <w:style w:type="character" w:customStyle="1" w:styleId="SubttuloCar">
-    <w:name w:val="Subtítulo Car"/>
-    <w:basedOn w:val="Fuentedeprrafopredeter"/>
-    <w:link w:val="Subttulo"/>
+  <w:style w:type="character" w:customStyle="1" w:styleId="SubtitleChar">
+    <w:name w:val="Subtitle Char"/>
+    <w:basedOn w:val="DefaultParagraphFont"/>
+    <w:link w:val="Subtitle"/>
     <w:uiPriority w:val="11"/>
     <w:rsid w:val="00AB39A2"/>
     <w:rPr>
@@ -5955,9 +5856,9 @@
       <w:szCs w:val="28"/>
     </w:rPr>
   </w:style>
-  <w:style w:type="character" w:styleId="Fuerte">
+  <w:style w:type="character" w:styleId="Strong">
     <w:name w:val="Strong"/>
-    <w:basedOn w:val="Fuentedeprrafopredeter"/>
+    <w:basedOn w:val="DefaultParagraphFont"/>
     <w:uiPriority w:val="22"/>
     <w:qFormat/>
     <w:rsid w:val="00AB39A2"/>
@@ -5966,9 +5867,9 @@
       <w:bCs/>
     </w:rPr>
   </w:style>
-  <w:style w:type="character" w:styleId="nfasis">
+  <w:style w:type="character" w:styleId="Emphasis">
     <w:name w:val="Emphasis"/>
-    <w:basedOn w:val="Fuentedeprrafopredeter"/>
+    <w:basedOn w:val="DefaultParagraphFont"/>
     <w:uiPriority w:val="20"/>
     <w:qFormat/>
     <w:rsid w:val="00AB39A2"/>
@@ -5977,7 +5878,7 @@
       <w:iCs/>
     </w:rPr>
   </w:style>
-  <w:style w:type="paragraph" w:styleId="Sinespaciado">
+  <w:style w:type="paragraph" w:styleId="NoSpacing">
     <w:name w:val="No Spacing"/>
     <w:uiPriority w:val="1"/>
     <w:qFormat/>
@@ -5986,11 +5887,11 @@
       <w:spacing w:after="0" w:line="240" w:lineRule="auto"/>
     </w:pPr>
   </w:style>
-  <w:style w:type="paragraph" w:styleId="Cita">
+  <w:style w:type="paragraph" w:styleId="Quote">
     <w:name w:val="Quote"/>
     <w:basedOn w:val="Normal"/>
     <w:next w:val="Normal"/>
-    <w:link w:val="CitaCar"/>
+    <w:link w:val="QuoteChar"/>
     <w:uiPriority w:val="29"/>
     <w:qFormat/>
     <w:rsid w:val="00AB39A2"/>
@@ -6004,10 +5905,10 @@
       <w:szCs w:val="24"/>
     </w:rPr>
   </w:style>
-  <w:style w:type="character" w:customStyle="1" w:styleId="CitaCar">
-    <w:name w:val="Cita Car"/>
-    <w:basedOn w:val="Fuentedeprrafopredeter"/>
-    <w:link w:val="Cita"/>
+  <w:style w:type="character" w:customStyle="1" w:styleId="QuoteChar">
+    <w:name w:val="Quote Char"/>
+    <w:basedOn w:val="DefaultParagraphFont"/>
+    <w:link w:val="Quote"/>
     <w:uiPriority w:val="29"/>
     <w:rsid w:val="00AB39A2"/>
     <w:rPr>
@@ -6016,11 +5917,11 @@
       <w:szCs w:val="24"/>
     </w:rPr>
   </w:style>
-  <w:style w:type="paragraph" w:styleId="Citadestacada">
+  <w:style w:type="paragraph" w:styleId="IntenseQuote">
     <w:name w:val="Intense Quote"/>
     <w:basedOn w:val="Normal"/>
     <w:next w:val="Normal"/>
-    <w:link w:val="CitadestacadaCar"/>
+    <w:link w:val="IntenseQuoteChar"/>
     <w:uiPriority w:val="30"/>
     <w:qFormat/>
     <w:rsid w:val="00AB39A2"/>
@@ -6037,10 +5938,10 @@
       <w:szCs w:val="32"/>
     </w:rPr>
   </w:style>
-  <w:style w:type="character" w:customStyle="1" w:styleId="CitadestacadaCar">
-    <w:name w:val="Cita destacada Car"/>
-    <w:basedOn w:val="Fuentedeprrafopredeter"/>
-    <w:link w:val="Citadestacada"/>
+  <w:style w:type="character" w:customStyle="1" w:styleId="IntenseQuoteChar">
+    <w:name w:val="Intense Quote Char"/>
+    <w:basedOn w:val="DefaultParagraphFont"/>
+    <w:link w:val="IntenseQuote"/>
     <w:uiPriority w:val="30"/>
     <w:rsid w:val="00AB39A2"/>
     <w:rPr>
@@ -6051,9 +5952,9 @@
       <w:szCs w:val="32"/>
     </w:rPr>
   </w:style>
-  <w:style w:type="character" w:styleId="nfasissutil">
+  <w:style w:type="character" w:styleId="SubtleEmphasis">
     <w:name w:val="Subtle Emphasis"/>
-    <w:basedOn w:val="Fuentedeprrafopredeter"/>
+    <w:basedOn w:val="DefaultParagraphFont"/>
     <w:uiPriority w:val="19"/>
     <w:qFormat/>
     <w:rsid w:val="00AB39A2"/>
@@ -6063,9 +5964,9 @@
       <w:color w:val="A3BDB2" w:themeColor="text1" w:themeTint="A6"/>
     </w:rPr>
   </w:style>
-  <w:style w:type="character" w:styleId="nfasisintenso">
+  <w:style w:type="character" w:styleId="IntenseEmphasis">
     <w:name w:val="Intense Emphasis"/>
-    <w:basedOn w:val="Fuentedeprrafopredeter"/>
+    <w:basedOn w:val="DefaultParagraphFont"/>
     <w:uiPriority w:val="21"/>
     <w:qFormat/>
     <w:rsid w:val="00AB39A2"/>
@@ -6076,9 +5977,9 @@
       <w:iCs/>
     </w:rPr>
   </w:style>
-  <w:style w:type="character" w:styleId="Referenciasutil">
+  <w:style w:type="character" w:styleId="SubtleReference">
     <w:name w:val="Subtle Reference"/>
-    <w:basedOn w:val="Fuentedeprrafopredeter"/>
+    <w:basedOn w:val="DefaultParagraphFont"/>
     <w:uiPriority w:val="31"/>
     <w:qFormat/>
     <w:rsid w:val="00AB39A2"/>
@@ -6089,9 +5990,9 @@
       <w:bdr w:val="none" w:sz="0" w:space="0" w:color="auto"/>
     </w:rPr>
   </w:style>
-  <w:style w:type="character" w:styleId="Referenciaintensa">
+  <w:style w:type="character" w:styleId="IntenseReference">
     <w:name w:val="Intense Reference"/>
-    <w:basedOn w:val="Fuentedeprrafopredeter"/>
+    <w:basedOn w:val="DefaultParagraphFont"/>
     <w:uiPriority w:val="32"/>
     <w:qFormat/>
     <w:rsid w:val="00AB39A2"/>
@@ -6103,9 +6004,9 @@
       <w:u w:val="single"/>
     </w:rPr>
   </w:style>
-  <w:style w:type="character" w:styleId="Ttulodellibro">
+  <w:style w:type="character" w:styleId="BookTitle">
     <w:name w:val="Book Title"/>
-    <w:basedOn w:val="Fuentedeprrafopredeter"/>
+    <w:basedOn w:val="DefaultParagraphFont"/>
     <w:uiPriority w:val="33"/>
     <w:qFormat/>
     <w:rsid w:val="00AB39A2"/>
@@ -6116,9 +6017,9 @@
       <w:spacing w:val="10"/>
     </w:rPr>
   </w:style>
-  <w:style w:type="paragraph" w:styleId="TtuloTDC">
+  <w:style w:type="paragraph" w:styleId="TOCHeading">
     <w:name w:val="TOC Heading"/>
-    <w:basedOn w:val="Ttulo1"/>
+    <w:basedOn w:val="Heading1"/>
     <w:next w:val="Normal"/>
     <w:uiPriority w:val="39"/>
     <w:unhideWhenUsed/>
@@ -6128,10 +6029,10 @@
       <w:outlineLvl w:val="9"/>
     </w:pPr>
   </w:style>
-  <w:style w:type="paragraph" w:styleId="Encabezado">
+  <w:style w:type="paragraph" w:styleId="Header">
     <w:name w:val="header"/>
     <w:basedOn w:val="Normal"/>
-    <w:link w:val="EncabezadoCar"/>
+    <w:link w:val="HeaderChar"/>
     <w:uiPriority w:val="99"/>
     <w:unhideWhenUsed/>
     <w:rsid w:val="00171F5E"/>
@@ -6143,17 +6044,17 @@
       <w:spacing w:after="0" w:line="240" w:lineRule="auto"/>
     </w:pPr>
   </w:style>
-  <w:style w:type="character" w:customStyle="1" w:styleId="EncabezadoCar">
-    <w:name w:val="Encabezado Car"/>
-    <w:basedOn w:val="Fuentedeprrafopredeter"/>
-    <w:link w:val="Encabezado"/>
+  <w:style w:type="character" w:customStyle="1" w:styleId="HeaderChar">
+    <w:name w:val="Header Char"/>
+    <w:basedOn w:val="DefaultParagraphFont"/>
+    <w:link w:val="Header"/>
     <w:uiPriority w:val="99"/>
     <w:rsid w:val="00171F5E"/>
   </w:style>
-  <w:style w:type="paragraph" w:styleId="Piedepgina">
+  <w:style w:type="paragraph" w:styleId="Footer">
     <w:name w:val="footer"/>
     <w:basedOn w:val="Normal"/>
-    <w:link w:val="PiedepginaCar"/>
+    <w:link w:val="FooterChar"/>
     <w:uiPriority w:val="99"/>
     <w:unhideWhenUsed/>
     <w:rsid w:val="00171F5E"/>
@@ -6165,14 +6066,14 @@
       <w:spacing w:after="0" w:line="240" w:lineRule="auto"/>
     </w:pPr>
   </w:style>
-  <w:style w:type="character" w:customStyle="1" w:styleId="PiedepginaCar">
-    <w:name w:val="Pie de página Car"/>
-    <w:basedOn w:val="Fuentedeprrafopredeter"/>
-    <w:link w:val="Piedepgina"/>
+  <w:style w:type="character" w:customStyle="1" w:styleId="FooterChar">
+    <w:name w:val="Footer Char"/>
+    <w:basedOn w:val="DefaultParagraphFont"/>
+    <w:link w:val="Footer"/>
     <w:uiPriority w:val="99"/>
     <w:rsid w:val="00171F5E"/>
   </w:style>
-  <w:style w:type="paragraph" w:styleId="TDC1">
+  <w:style w:type="paragraph" w:styleId="TOC1">
     <w:name w:val="toc 1"/>
     <w:basedOn w:val="Normal"/>
     <w:next w:val="Normal"/>
@@ -6184,7 +6085,7 @@
       <w:spacing w:after="100"/>
     </w:pPr>
   </w:style>
-  <w:style w:type="paragraph" w:styleId="TDC2">
+  <w:style w:type="paragraph" w:styleId="TOC2">
     <w:name w:val="toc 2"/>
     <w:basedOn w:val="Normal"/>
     <w:next w:val="Normal"/>
@@ -6201,7 +6102,7 @@
       <w:ind w:left="220"/>
     </w:pPr>
   </w:style>
-  <w:style w:type="paragraph" w:styleId="TDC3">
+  <w:style w:type="paragraph" w:styleId="TOC3">
     <w:name w:val="toc 3"/>
     <w:basedOn w:val="Normal"/>
     <w:next w:val="Normal"/>
@@ -6215,10 +6116,10 @@
       <w:ind w:left="440"/>
     </w:pPr>
   </w:style>
-  <w:style w:type="paragraph" w:styleId="Textonotapie">
+  <w:style w:type="paragraph" w:styleId="FootnoteText">
     <w:name w:val="footnote text"/>
     <w:basedOn w:val="Normal"/>
-    <w:link w:val="TextonotapieCar"/>
+    <w:link w:val="FootnoteTextChar"/>
     <w:uiPriority w:val="99"/>
     <w:semiHidden/>
     <w:unhideWhenUsed/>
@@ -6231,10 +6132,10 @@
       <w:szCs w:val="20"/>
     </w:rPr>
   </w:style>
-  <w:style w:type="character" w:customStyle="1" w:styleId="TextonotapieCar">
-    <w:name w:val="Texto nota pie Car"/>
-    <w:basedOn w:val="Fuentedeprrafopredeter"/>
-    <w:link w:val="Textonotapie"/>
+  <w:style w:type="character" w:customStyle="1" w:styleId="FootnoteTextChar">
+    <w:name w:val="Footnote Text Char"/>
+    <w:basedOn w:val="DefaultParagraphFont"/>
+    <w:link w:val="FootnoteText"/>
     <w:uiPriority w:val="99"/>
     <w:semiHidden/>
     <w:rsid w:val="00C81877"/>
@@ -6243,10 +6144,10 @@
       <w:szCs w:val="20"/>
     </w:rPr>
   </w:style>
-  <w:style w:type="paragraph" w:styleId="Textocomentario">
+  <w:style w:type="paragraph" w:styleId="CommentText">
     <w:name w:val="annotation text"/>
     <w:basedOn w:val="Normal"/>
-    <w:link w:val="TextocomentarioCar"/>
+    <w:link w:val="CommentTextChar"/>
     <w:uiPriority w:val="99"/>
     <w:semiHidden/>
     <w:unhideWhenUsed/>
@@ -6263,10 +6164,10 @@
       <w:lang w:val="en-US"/>
     </w:rPr>
   </w:style>
-  <w:style w:type="character" w:customStyle="1" w:styleId="TextocomentarioCar">
-    <w:name w:val="Texto comentario Car"/>
-    <w:basedOn w:val="Fuentedeprrafopredeter"/>
-    <w:link w:val="Textocomentario"/>
+  <w:style w:type="character" w:customStyle="1" w:styleId="CommentTextChar">
+    <w:name w:val="Comment Text Char"/>
+    <w:basedOn w:val="DefaultParagraphFont"/>
+    <w:link w:val="CommentText"/>
     <w:uiPriority w:val="99"/>
     <w:semiHidden/>
     <w:rsid w:val="00C81877"/>
@@ -6277,7 +6178,7 @@
       <w:lang w:val="en-US"/>
     </w:rPr>
   </w:style>
-  <w:style w:type="character" w:styleId="Refdenotaalpie">
+  <w:style w:type="character" w:styleId="FootnoteReference">
     <w:name w:val="footnote reference"/>
     <w:uiPriority w:val="99"/>
     <w:semiHidden/>
@@ -6287,9 +6188,9 @@
       <w:vertAlign w:val="superscript"/>
     </w:rPr>
   </w:style>
-  <w:style w:type="character" w:styleId="Refdecomentario">
+  <w:style w:type="character" w:styleId="CommentReference">
     <w:name w:val="annotation reference"/>
-    <w:basedOn w:val="Fuentedeprrafopredeter"/>
+    <w:basedOn w:val="DefaultParagraphFont"/>
     <w:uiPriority w:val="99"/>
     <w:semiHidden/>
     <w:unhideWhenUsed/>
@@ -6299,9 +6200,9 @@
       <w:szCs w:val="16"/>
     </w:rPr>
   </w:style>
-  <w:style w:type="character" w:styleId="Hipervnculo">
+  <w:style w:type="character" w:styleId="Hyperlink">
     <w:name w:val="Hyperlink"/>
-    <w:basedOn w:val="Fuentedeprrafopredeter"/>
+    <w:basedOn w:val="DefaultParagraphFont"/>
     <w:uiPriority w:val="99"/>
     <w:unhideWhenUsed/>
     <w:rsid w:val="00C81877"/>
@@ -6310,9 +6211,9 @@
       <w:u w:val="single"/>
     </w:rPr>
   </w:style>
-  <w:style w:type="character" w:styleId="Mencinsinresolver">
+  <w:style w:type="character" w:styleId="UnresolvedMention">
     <w:name w:val="Unresolved Mention"/>
-    <w:basedOn w:val="Fuentedeprrafopredeter"/>
+    <w:basedOn w:val="DefaultParagraphFont"/>
     <w:uiPriority w:val="99"/>
     <w:semiHidden/>
     <w:unhideWhenUsed/>
@@ -6322,9 +6223,9 @@
       <w:shd w:val="clear" w:color="auto" w:fill="E1DFDD"/>
     </w:rPr>
   </w:style>
-  <w:style w:type="table" w:styleId="Tablaconcuadrcula">
+  <w:style w:type="table" w:styleId="TableGrid">
     <w:name w:val="Table Grid"/>
-    <w:basedOn w:val="Tablanormal"/>
+    <w:basedOn w:val="TableNormal"/>
     <w:uiPriority w:val="39"/>
     <w:rsid w:val="00292DEB"/>
     <w:pPr>
@@ -6348,7 +6249,7 @@
       </w:tblBorders>
     </w:tblPr>
   </w:style>
-  <w:style w:type="paragraph" w:styleId="Tabladeilustraciones">
+  <w:style w:type="paragraph" w:styleId="TableofFigures">
     <w:name w:val="table of figures"/>
     <w:basedOn w:val="Normal"/>
     <w:next w:val="Normal"/>
@@ -6366,10 +6267,10 @@
       <w:lang w:val="en-US"/>
     </w:rPr>
   </w:style>
-  <w:style w:type="character" w:customStyle="1" w:styleId="DescripcinCar">
-    <w:name w:val="Descripción Car"/>
-    <w:basedOn w:val="Fuentedeprrafopredeter"/>
-    <w:link w:val="Descripcin"/>
+  <w:style w:type="character" w:customStyle="1" w:styleId="CaptionChar">
+    <w:name w:val="Caption Char"/>
+    <w:basedOn w:val="DefaultParagraphFont"/>
+    <w:link w:val="Caption"/>
     <w:locked/>
     <w:rsid w:val="00CE62B2"/>
     <w:rPr>
@@ -6379,11 +6280,11 @@
       <w:color w:val="739A8A" w:themeColor="text2"/>
     </w:rPr>
   </w:style>
-  <w:style w:type="paragraph" w:styleId="Subttulo">
+  <w:style w:type="paragraph" w:styleId="Subtitle">
     <w:name w:val="Subtitle"/>
     <w:basedOn w:val="Normal"/>
     <w:next w:val="Normal"/>
-    <w:link w:val="SubttuloCar"/>
+    <w:link w:val="SubtitleChar"/>
     <w:uiPriority w:val="11"/>
     <w:qFormat/>
     <w:pPr>
@@ -6398,7 +6299,7 @@
     </w:rPr>
   </w:style>
   <w:style w:type="table" w:customStyle="1" w:styleId="a">
-    <w:basedOn w:val="Tablanormal"/>
+    <w:basedOn w:val="TableNormal"/>
     <w:pPr>
       <w:spacing w:after="0" w:line="240" w:lineRule="auto"/>
     </w:pPr>
@@ -6414,7 +6315,7 @@
     </w:tblPr>
   </w:style>
   <w:style w:type="table" w:customStyle="1" w:styleId="a0">
-    <w:basedOn w:val="Tablanormal"/>
+    <w:basedOn w:val="TableNormal"/>
     <w:pPr>
       <w:spacing w:after="0" w:line="240" w:lineRule="auto"/>
     </w:pPr>
@@ -6430,7 +6331,7 @@
     </w:tblPr>
   </w:style>
   <w:style w:type="table" w:customStyle="1" w:styleId="a1">
-    <w:basedOn w:val="Tablanormal"/>
+    <w:basedOn w:val="TableNormal"/>
     <w:pPr>
       <w:spacing w:after="0" w:line="240" w:lineRule="auto"/>
     </w:pPr>
@@ -6650,28 +6551,28 @@
 </file>
 
 <file path=customXml/item1.xml><?xml version="1.0" encoding="utf-8"?>
+<b:Sources xmlns:b="http://schemas.openxmlformats.org/officeDocument/2006/bibliography" xmlns="http://schemas.openxmlformats.org/officeDocument/2006/bibliography" SelectedStyle="\APASixthEditionOfficeOnline.xsl" StyleName="APA" Version="6"/>
+</file>
+
+<file path=customXml/item2.xml><?xml version="1.0" encoding="utf-8"?>
 <go:gDocsCustomXmlDataStorage xmlns:go="http://customooxmlschemas.google.com/" xmlns:r="http://schemas.openxmlformats.org/officeDocument/2006/relationships" uri="GoogleDocsCustomDataVersion2">
   <go:docsCustomData xmlns:go="http://customooxmlschemas.google.com/" roundtripDataSignature="AMtx7mjfZHdsiCvpFOesiH+c3zMFCQ6GYw==">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</go:docsCustomData>
 </go:gDocsCustomXmlDataStorage>
 </file>
 
-<file path=customXml/item2.xml><?xml version="1.0" encoding="utf-8"?>
-<b:Sources xmlns:b="http://schemas.openxmlformats.org/officeDocument/2006/bibliography" xmlns="http://schemas.openxmlformats.org/officeDocument/2006/bibliography" SelectedStyle="\APASixthEditionOfficeOnline.xsl" StyleName="APA" Version="6"/>
+<file path=customXml/itemProps1.xml><?xml version="1.0" encoding="utf-8"?>
+<ds:datastoreItem xmlns:ds="http://schemas.openxmlformats.org/officeDocument/2006/customXml" ds:itemID="{13541E44-53E1-4E1E-8B81-150EFAC17A97}">
+  <ds:schemaRefs>
+    <ds:schemaRef ds:uri="http://schemas.openxmlformats.org/officeDocument/2006/bibliography"/>
+  </ds:schemaRefs>
+</ds:datastoreItem>
 </file>
 
-<file path=customXml/itemProps1.xml><?xml version="1.0" encoding="utf-8"?>
+<file path=customXml/itemProps2.xml><?xml version="1.0" encoding="utf-8"?>
 <ds:datastoreItem xmlns:ds="http://schemas.openxmlformats.org/officeDocument/2006/customXml" ds:itemID="{11111111-1234-1234-1234-123412341234}">
   <ds:schemaRefs>
     <ds:schemaRef ds:uri="http://customooxmlschemas.google.com/"/>
     <ds:schemaRef ds:uri="http://schemas.openxmlformats.org/officeDocument/2006/relationships"/>
   </ds:schemaRefs>
 </ds:datastoreItem>
-</file>
-
-<file path=customXml/itemProps2.xml><?xml version="1.0" encoding="utf-8"?>
-<ds:datastoreItem xmlns:ds="http://schemas.openxmlformats.org/officeDocument/2006/customXml" ds:itemID="{13541E44-53E1-4E1E-8B81-150EFAC17A97}">
-  <ds:schemaRefs>
-    <ds:schemaRef ds:uri="http://schemas.openxmlformats.org/officeDocument/2006/bibliography"/>
-  </ds:schemaRefs>
-</ds:datastoreItem>
 </file>